--- a/Paper/Paper.docx
+++ b/Paper/Paper.docx
@@ -9,8 +9,8 @@
           <w:rFonts w:ascii="Times New Roman" w:hAnsi="Times New Roman" w:cs="Times New Roman"/>
           <w:b/>
           <w:bCs/>
-          <w:sz w:val="32"/>
-          <w:szCs w:val="32"/>
+          <w:sz w:val="28"/>
+          <w:szCs w:val="28"/>
           <w:lang w:val="en-IN"/>
         </w:rPr>
       </w:pPr>
@@ -19,22 +19,11 @@
           <w:rFonts w:ascii="Times New Roman" w:hAnsi="Times New Roman" w:cs="Times New Roman"/>
           <w:b/>
           <w:bCs/>
-          <w:sz w:val="32"/>
-          <w:szCs w:val="32"/>
-          <w:lang w:val="en-IN"/>
-        </w:rPr>
-        <w:t>Automated Detection and Enhancement of the SN 1987A Circumstellar Ring Using a JWST Computer Vision Pipelin</w:t>
-      </w:r>
-      <w:r>
-        <w:rPr>
-          <w:rFonts w:ascii="Times New Roman" w:hAnsi="Times New Roman" w:cs="Times New Roman"/>
-          <w:b/>
-          <w:bCs/>
-          <w:sz w:val="32"/>
-          <w:szCs w:val="32"/>
-          <w:lang w:val="en-IN"/>
-        </w:rPr>
-        <w:t>e</w:t>
+          <w:sz w:val="28"/>
+          <w:szCs w:val="28"/>
+          <w:lang w:val="en-IN"/>
+        </w:rPr>
+        <w:t>Automated Detection and Enhancement of the SN 1987A Circumstellar Ring Using a JWST Computer Vision Pipeline</w:t>
       </w:r>
     </w:p>
     <w:p>
@@ -210,307 +199,24 @@
       <w:r>
         <w:rPr>
           <w:rFonts w:ascii="Times New Roman" w:hAnsi="Times New Roman" w:cs="Times New Roman"/>
-          <w:b/>
-          <w:bCs/>
-          <w:sz w:val="24"/>
-          <w:szCs w:val="24"/>
-          <w:lang w:val="en-IN"/>
-        </w:rPr>
-        <w:t>1. Introduction</w:t>
-      </w:r>
-    </w:p>
-    <w:p>
-      <w:pPr>
-        <w:jc w:val="both"/>
-        <w:rPr>
-          <w:rFonts w:ascii="Times New Roman" w:hAnsi="Times New Roman" w:cs="Times New Roman"/>
-          <w:sz w:val="24"/>
-          <w:szCs w:val="24"/>
-          <w:lang w:val="en-IN"/>
-        </w:rPr>
-      </w:pPr>
-      <w:r>
-        <w:rPr>
-          <w:rFonts w:ascii="Times New Roman" w:hAnsi="Times New Roman" w:cs="Times New Roman"/>
-          <w:sz w:val="24"/>
-          <w:szCs w:val="24"/>
-          <w:lang w:val="en-IN"/>
-        </w:rPr>
-        <w:t>Supernova 1987A remains a cornerstone of modern astrophysics, providing a "fossil record" of stellar evolution 168,000 light-years away. The expanding circumstellar ring</w:t>
-      </w:r>
-      <w:r>
-        <w:rPr>
-          <w:rFonts w:ascii="Times New Roman" w:hAnsi="Times New Roman" w:cs="Times New Roman"/>
-          <w:sz w:val="24"/>
-          <w:szCs w:val="24"/>
-          <w:lang w:val="en-IN"/>
-        </w:rPr>
-        <w:t xml:space="preserve">, </w:t>
-      </w:r>
-      <w:proofErr w:type="spellStart"/>
-      <w:r>
-        <w:rPr>
-          <w:rFonts w:ascii="Times New Roman" w:hAnsi="Times New Roman" w:cs="Times New Roman"/>
-          <w:sz w:val="24"/>
-          <w:szCs w:val="24"/>
-          <w:lang w:val="en-IN"/>
-        </w:rPr>
-        <w:t>i.e</w:t>
-      </w:r>
-      <w:proofErr w:type="spellEnd"/>
-      <w:r>
-        <w:rPr>
-          <w:rFonts w:ascii="Times New Roman" w:hAnsi="Times New Roman" w:cs="Times New Roman"/>
-          <w:sz w:val="24"/>
-          <w:szCs w:val="24"/>
-          <w:lang w:val="en-IN"/>
-        </w:rPr>
-        <w:t xml:space="preserve"> </w:t>
-      </w:r>
-      <w:r>
-        <w:rPr>
-          <w:rFonts w:ascii="Times New Roman" w:hAnsi="Times New Roman" w:cs="Times New Roman"/>
-          <w:sz w:val="24"/>
-          <w:szCs w:val="24"/>
-          <w:lang w:val="en-IN"/>
-        </w:rPr>
-        <w:t>material ejected by the progenitor star</w:t>
-      </w:r>
-      <w:r>
-        <w:rPr>
-          <w:rFonts w:ascii="Times New Roman" w:hAnsi="Times New Roman" w:cs="Times New Roman"/>
-          <w:sz w:val="24"/>
-          <w:szCs w:val="24"/>
-          <w:lang w:val="en-IN"/>
-        </w:rPr>
-        <w:t xml:space="preserve">, </w:t>
-      </w:r>
-      <w:r>
-        <w:rPr>
-          <w:rFonts w:ascii="Times New Roman" w:hAnsi="Times New Roman" w:cs="Times New Roman"/>
-          <w:sz w:val="24"/>
-          <w:szCs w:val="24"/>
-          <w:lang w:val="en-IN"/>
-        </w:rPr>
-        <w:t xml:space="preserve">is currently interacting with the supernova shockwave. However, raw JWST data presents significant hurdles: high dynamic range hides subtle structures, and detector-induced horizontal 1/f banding obscures the signal. Advanced computer vision techniques are required to move beyond simple "smudge" detection and resolve these structures. </w:t>
-      </w:r>
-    </w:p>
-    <w:p>
-      <w:pPr>
-        <w:jc w:val="both"/>
-        <w:rPr>
-          <w:rFonts w:ascii="Times New Roman" w:hAnsi="Times New Roman" w:cs="Times New Roman"/>
-          <w:b/>
-          <w:bCs/>
-          <w:sz w:val="24"/>
-          <w:szCs w:val="24"/>
-          <w:lang w:val="en-IN"/>
-        </w:rPr>
-      </w:pPr>
-      <w:r>
-        <w:rPr>
-          <w:rFonts w:ascii="Times New Roman" w:hAnsi="Times New Roman" w:cs="Times New Roman"/>
-          <w:b/>
-          <w:bCs/>
-          <w:sz w:val="24"/>
-          <w:szCs w:val="24"/>
-          <w:lang w:val="en-IN"/>
-        </w:rPr>
-        <w:t>2. Data Acquisition and Preprocessing</w:t>
-      </w:r>
-    </w:p>
-    <w:p>
-      <w:pPr>
-        <w:jc w:val="both"/>
-        <w:rPr>
-          <w:rFonts w:ascii="Times New Roman" w:hAnsi="Times New Roman" w:cs="Times New Roman"/>
-          <w:sz w:val="24"/>
-          <w:szCs w:val="24"/>
-          <w:lang w:val="en-IN"/>
-        </w:rPr>
-      </w:pPr>
-      <w:r>
-        <w:rPr>
-          <w:rFonts w:ascii="Times New Roman" w:hAnsi="Times New Roman" w:cs="Times New Roman"/>
-          <w:sz w:val="24"/>
-          <w:szCs w:val="24"/>
-          <w:lang w:val="en-IN"/>
-        </w:rPr>
-        <w:t>We utilized archival data from two distinct JWST programs via the MAST Archive:</w:t>
-      </w:r>
-    </w:p>
-    <w:p>
-      <w:pPr>
-        <w:numPr>
-          <w:ilvl w:val="0"/>
-          <w:numId w:val="5"/>
-        </w:numPr>
-        <w:jc w:val="both"/>
-        <w:rPr>
-          <w:rFonts w:ascii="Times New Roman" w:hAnsi="Times New Roman" w:cs="Times New Roman"/>
-          <w:sz w:val="24"/>
-          <w:szCs w:val="24"/>
-          <w:lang w:val="en-IN"/>
-        </w:rPr>
-      </w:pPr>
-      <w:r>
-        <w:rPr>
-          <w:rFonts w:ascii="Times New Roman" w:hAnsi="Times New Roman" w:cs="Times New Roman"/>
-          <w:sz w:val="24"/>
-          <w:szCs w:val="24"/>
-          <w:lang w:val="en-IN"/>
-        </w:rPr>
-        <w:t xml:space="preserve">NIRCam (Program 1726): High-resolution sub320 subarray data (F150W, F200W, F444W). </w:t>
-      </w:r>
-    </w:p>
-    <w:p>
-      <w:pPr>
-        <w:numPr>
-          <w:ilvl w:val="0"/>
-          <w:numId w:val="5"/>
-        </w:numPr>
-        <w:jc w:val="both"/>
-        <w:rPr>
-          <w:rFonts w:ascii="Times New Roman" w:hAnsi="Times New Roman" w:cs="Times New Roman"/>
-          <w:sz w:val="24"/>
-          <w:szCs w:val="24"/>
-          <w:lang w:val="en-IN"/>
-        </w:rPr>
-      </w:pPr>
-      <w:r>
-        <w:rPr>
-          <w:rFonts w:ascii="Times New Roman" w:hAnsi="Times New Roman" w:cs="Times New Roman"/>
-          <w:sz w:val="24"/>
-          <w:szCs w:val="24"/>
-          <w:lang w:val="en-IN"/>
-        </w:rPr>
-        <w:t xml:space="preserve">MIRI (Program 1232): Wide-field mid-infrared data (F560W, F1000W, F2550W). </w:t>
-      </w:r>
-    </w:p>
-    <w:p>
-      <w:pPr>
-        <w:jc w:val="both"/>
-        <w:rPr>
-          <w:rFonts w:ascii="Times New Roman" w:hAnsi="Times New Roman" w:cs="Times New Roman"/>
-          <w:sz w:val="24"/>
-          <w:szCs w:val="24"/>
-          <w:lang w:val="en-IN"/>
-        </w:rPr>
-      </w:pPr>
-      <w:r>
-        <w:rPr>
-          <w:rFonts w:ascii="Times New Roman" w:hAnsi="Times New Roman" w:cs="Times New Roman"/>
-          <w:sz w:val="24"/>
-          <w:szCs w:val="24"/>
-          <w:lang w:val="en-IN"/>
-        </w:rPr>
-        <w:t xml:space="preserve">Data were parsed from multi-extension FITS files, specifically targeting the Stage 3 calibrated science (SCI) arrays. Initial preprocessing involved 32-bit floating-point normalization and bad-pixel masking. </w:t>
-      </w:r>
-    </w:p>
-    <w:p>
-      <w:pPr>
-        <w:jc w:val="both"/>
-        <w:rPr>
-          <w:rFonts w:ascii="Times New Roman" w:hAnsi="Times New Roman" w:cs="Times New Roman"/>
-          <w:b/>
-          <w:bCs/>
-          <w:sz w:val="24"/>
-          <w:szCs w:val="24"/>
-          <w:lang w:val="en-IN"/>
-        </w:rPr>
-      </w:pPr>
-      <w:r>
-        <w:rPr>
-          <w:rFonts w:ascii="Times New Roman" w:hAnsi="Times New Roman" w:cs="Times New Roman"/>
-          <w:b/>
-          <w:bCs/>
-          <w:sz w:val="24"/>
-          <w:szCs w:val="24"/>
-          <w:lang w:val="en-IN"/>
-        </w:rPr>
-        <w:t>3. Methodology: Alignment and Noise Reduction</w:t>
-      </w:r>
-    </w:p>
-    <w:p>
-      <w:pPr>
-        <w:jc w:val="both"/>
-        <w:rPr>
-          <w:rFonts w:ascii="Times New Roman" w:hAnsi="Times New Roman" w:cs="Times New Roman"/>
-          <w:sz w:val="24"/>
-          <w:szCs w:val="24"/>
-          <w:lang w:val="en-IN"/>
-        </w:rPr>
-      </w:pPr>
-      <w:r>
-        <w:rPr>
-          <w:rFonts w:ascii="Times New Roman" w:hAnsi="Times New Roman" w:cs="Times New Roman"/>
-          <w:sz w:val="24"/>
-          <w:szCs w:val="24"/>
-          <w:lang w:val="en-IN"/>
-        </w:rPr>
-        <w:t xml:space="preserve">The pipeline employed a dual-alignment strategy to register different filter bands. For star-dense NIRCam fields, we used ORB (Oriented FAST and Rotated BRIEF) to identify </w:t>
-      </w:r>
-      <w:r>
-        <w:rPr>
-          <w:rFonts w:ascii="Times New Roman" w:hAnsi="Times New Roman" w:cs="Times New Roman"/>
-          <w:sz w:val="24"/>
-          <w:szCs w:val="24"/>
-          <w:lang w:val="en-IN"/>
-        </w:rPr>
-        <w:t>key points</w:t>
-      </w:r>
-      <w:r>
-        <w:rPr>
-          <w:rFonts w:ascii="Times New Roman" w:hAnsi="Times New Roman" w:cs="Times New Roman"/>
-          <w:sz w:val="24"/>
-          <w:szCs w:val="24"/>
-          <w:lang w:val="en-IN"/>
-        </w:rPr>
-        <w:t xml:space="preserve">. A </w:t>
-      </w:r>
-      <w:r>
-        <w:rPr>
-          <w:rFonts w:ascii="Times New Roman" w:hAnsi="Times New Roman" w:cs="Times New Roman"/>
-          <w:sz w:val="24"/>
-          <w:szCs w:val="24"/>
-          <w:lang w:val="en-IN"/>
-        </w:rPr>
-        <w:t xml:space="preserve">3x3 </w:t>
-      </w:r>
-      <w:r>
-        <w:rPr>
-          <w:rFonts w:ascii="Times New Roman" w:hAnsi="Times New Roman" w:cs="Times New Roman"/>
-          <w:sz w:val="24"/>
-          <w:szCs w:val="24"/>
-          <w:lang w:val="en-IN"/>
-        </w:rPr>
-        <w:t>Homography Transformation matrix (H) was then calculated via RANSAC to map pixel coordinates between the moving image and the reference:</w:t>
-      </w:r>
-    </w:p>
-    <w:p>
-      <w:pPr>
-        <w:jc w:val="both"/>
-        <w:rPr>
-          <w:rFonts w:ascii="Times New Roman" w:hAnsi="Times New Roman" w:cs="Times New Roman"/>
-          <w:i/>
-          <w:sz w:val="24"/>
-          <w:szCs w:val="24"/>
-          <w:lang w:val="en-IN"/>
-        </w:rPr>
-      </w:pPr>
-      <w:r>
-        <w:rPr>
-          <w:rFonts w:ascii="Times New Roman" w:hAnsi="Times New Roman" w:cs="Times New Roman"/>
-          <w:i/>
+          <w:noProof/>
           <w:sz w:val="24"/>
           <w:szCs w:val="24"/>
           <w:lang w:val="en-IN"/>
         </w:rPr>
         <w:drawing>
-          <wp:inline distT="0" distB="0" distL="0" distR="0" wp14:anchorId="3CDE672A" wp14:editId="40FA9329">
-            <wp:extent cx="2637155" cy="864870"/>
+          <wp:anchor distT="0" distB="0" distL="114300" distR="114300" simplePos="0" relativeHeight="251661312" behindDoc="0" locked="0" layoutInCell="1" allowOverlap="1" wp14:anchorId="34F83CDC" wp14:editId="7858AEC0">
+            <wp:simplePos x="0" y="0"/>
+            <wp:positionH relativeFrom="column">
+              <wp:posOffset>2929255</wp:posOffset>
+            </wp:positionH>
+            <wp:positionV relativeFrom="paragraph">
+              <wp:posOffset>234364</wp:posOffset>
+            </wp:positionV>
+            <wp:extent cx="3449955" cy="1856740"/>
             <wp:effectExtent l="0" t="0" r="0" b="0"/>
-            <wp:docPr id="1251461593" name="Picture 1"/>
+            <wp:wrapTopAndBottom/>
+            <wp:docPr id="989848141" name="Picture 1"/>
             <wp:cNvGraphicFramePr>
               <a:graphicFrameLocks xmlns:a="http://schemas.openxmlformats.org/drawingml/2006/main" noChangeAspect="1"/>
             </wp:cNvGraphicFramePr>
@@ -518,11 +224,17 @@
               <a:graphicData uri="http://schemas.openxmlformats.org/drawingml/2006/picture">
                 <pic:pic xmlns:pic="http://schemas.openxmlformats.org/drawingml/2006/picture">
                   <pic:nvPicPr>
-                    <pic:cNvPr id="1251461593" name=""/>
+                    <pic:cNvPr id="989848141" name=""/>
                     <pic:cNvPicPr/>
                   </pic:nvPicPr>
                   <pic:blipFill>
-                    <a:blip r:embed="rId6"/>
+                    <a:blip r:embed="rId6" cstate="print">
+                      <a:extLst>
+                        <a:ext uri="{28A0092B-C50C-407E-A947-70E740481C1C}">
+                          <a14:useLocalDpi xmlns:a14="http://schemas.microsoft.com/office/drawing/2010/main" val="0"/>
+                        </a:ext>
+                      </a:extLst>
+                    </a:blip>
                     <a:stretch>
                       <a:fillRect/>
                     </a:stretch>
@@ -530,7 +242,1143 @@
                   <pic:spPr>
                     <a:xfrm>
                       <a:off x="0" y="0"/>
-                      <a:ext cx="2637155" cy="864870"/>
+                      <a:ext cx="3449955" cy="1856740"/>
+                    </a:xfrm>
+                    <a:prstGeom prst="rect">
+                      <a:avLst/>
+                    </a:prstGeom>
+                  </pic:spPr>
+                </pic:pic>
+              </a:graphicData>
+            </a:graphic>
+          </wp:anchor>
+        </w:drawing>
+      </w:r>
+      <w:r>
+        <w:rPr>
+          <w:rFonts w:ascii="Times New Roman" w:hAnsi="Times New Roman" w:cs="Times New Roman"/>
+          <w:b/>
+          <w:bCs/>
+          <w:sz w:val="24"/>
+          <w:szCs w:val="24"/>
+          <w:lang w:val="en-IN"/>
+        </w:rPr>
+        <w:t>1. Introduction</w:t>
+      </w:r>
+    </w:p>
+    <w:p>
+      <w:pPr>
+        <w:jc w:val="both"/>
+        <w:rPr>
+          <w:rFonts w:ascii="Times New Roman" w:hAnsi="Times New Roman" w:cs="Times New Roman"/>
+          <w:sz w:val="24"/>
+          <w:szCs w:val="24"/>
+          <w:lang w:val="en-IN"/>
+        </w:rPr>
+      </w:pPr>
+      <w:r>
+        <w:rPr>
+          <w:rFonts w:ascii="Times New Roman" w:hAnsi="Times New Roman" w:cs="Times New Roman"/>
+          <w:noProof/>
+          <w:sz w:val="24"/>
+          <w:szCs w:val="24"/>
+          <w:lang w:val="en-IN"/>
+        </w:rPr>
+        <w:drawing>
+          <wp:anchor distT="0" distB="0" distL="114300" distR="114300" simplePos="0" relativeHeight="251659264" behindDoc="0" locked="0" layoutInCell="1" allowOverlap="1" wp14:anchorId="201991E0" wp14:editId="19424878">
+            <wp:simplePos x="0" y="0"/>
+            <wp:positionH relativeFrom="column">
+              <wp:posOffset>-70485</wp:posOffset>
+            </wp:positionH>
+            <wp:positionV relativeFrom="paragraph">
+              <wp:posOffset>2180639</wp:posOffset>
+            </wp:positionV>
+            <wp:extent cx="2693035" cy="1370965"/>
+            <wp:effectExtent l="0" t="0" r="0" b="635"/>
+            <wp:wrapTopAndBottom/>
+            <wp:docPr id="1659253618" name="Picture 2"/>
+            <wp:cNvGraphicFramePr>
+              <a:graphicFrameLocks xmlns:a="http://schemas.openxmlformats.org/drawingml/2006/main" noChangeAspect="1"/>
+            </wp:cNvGraphicFramePr>
+            <a:graphic xmlns:a="http://schemas.openxmlformats.org/drawingml/2006/main">
+              <a:graphicData uri="http://schemas.openxmlformats.org/drawingml/2006/picture">
+                <pic:pic xmlns:pic="http://schemas.openxmlformats.org/drawingml/2006/picture">
+                  <pic:nvPicPr>
+                    <pic:cNvPr id="0" name="Picture 52"/>
+                    <pic:cNvPicPr>
+                      <a:picLocks noChangeAspect="1" noChangeArrowheads="1"/>
+                    </pic:cNvPicPr>
+                  </pic:nvPicPr>
+                  <pic:blipFill>
+                    <a:blip r:embed="rId7" cstate="print">
+                      <a:extLst>
+                        <a:ext uri="{28A0092B-C50C-407E-A947-70E740481C1C}">
+                          <a14:useLocalDpi xmlns:a14="http://schemas.microsoft.com/office/drawing/2010/main" val="0"/>
+                        </a:ext>
+                      </a:extLst>
+                    </a:blip>
+                    <a:srcRect/>
+                    <a:stretch>
+                      <a:fillRect/>
+                    </a:stretch>
+                  </pic:blipFill>
+                  <pic:spPr bwMode="auto">
+                    <a:xfrm>
+                      <a:off x="0" y="0"/>
+                      <a:ext cx="2693035" cy="1370965"/>
+                    </a:xfrm>
+                    <a:prstGeom prst="rect">
+                      <a:avLst/>
+                    </a:prstGeom>
+                    <a:noFill/>
+                    <a:ln>
+                      <a:noFill/>
+                    </a:ln>
+                  </pic:spPr>
+                </pic:pic>
+              </a:graphicData>
+            </a:graphic>
+            <wp14:sizeRelH relativeFrom="margin">
+              <wp14:pctWidth>0</wp14:pctWidth>
+            </wp14:sizeRelH>
+            <wp14:sizeRelV relativeFrom="margin">
+              <wp14:pctHeight>0</wp14:pctHeight>
+            </wp14:sizeRelV>
+          </wp:anchor>
+        </w:drawing>
+      </w:r>
+      <w:r>
+        <w:rPr>
+          <w:rFonts w:ascii="Times New Roman" w:hAnsi="Times New Roman" w:cs="Times New Roman"/>
+          <w:sz w:val="24"/>
+          <w:szCs w:val="24"/>
+          <w:lang w:val="en-IN"/>
+        </w:rPr>
+        <w:t>Supernova 1987A remains a cornerstone of modern astrophysics, providing a "fossil record" of stellar evolution 168,000 light-years away. The expanding circumstellar ring</w:t>
+      </w:r>
+      <w:r>
+        <w:rPr>
+          <w:rFonts w:ascii="Times New Roman" w:hAnsi="Times New Roman" w:cs="Times New Roman"/>
+          <w:sz w:val="24"/>
+          <w:szCs w:val="24"/>
+          <w:lang w:val="en-IN"/>
+        </w:rPr>
+        <w:t>, i.e</w:t>
+      </w:r>
+      <w:r>
+        <w:rPr>
+          <w:rFonts w:ascii="Times New Roman" w:hAnsi="Times New Roman" w:cs="Times New Roman"/>
+          <w:sz w:val="24"/>
+          <w:szCs w:val="24"/>
+          <w:lang w:val="en-IN"/>
+        </w:rPr>
+        <w:t>.</w:t>
+      </w:r>
+      <w:r>
+        <w:rPr>
+          <w:rFonts w:ascii="Times New Roman" w:hAnsi="Times New Roman" w:cs="Times New Roman"/>
+          <w:sz w:val="24"/>
+          <w:szCs w:val="24"/>
+          <w:lang w:val="en-IN"/>
+        </w:rPr>
+        <w:t xml:space="preserve"> </w:t>
+      </w:r>
+      <w:r>
+        <w:rPr>
+          <w:rFonts w:ascii="Times New Roman" w:hAnsi="Times New Roman" w:cs="Times New Roman"/>
+          <w:sz w:val="24"/>
+          <w:szCs w:val="24"/>
+          <w:lang w:val="en-IN"/>
+        </w:rPr>
+        <w:t>material ejected by the progenitor star</w:t>
+      </w:r>
+      <w:r>
+        <w:rPr>
+          <w:rFonts w:ascii="Times New Roman" w:hAnsi="Times New Roman" w:cs="Times New Roman"/>
+          <w:sz w:val="24"/>
+          <w:szCs w:val="24"/>
+          <w:lang w:val="en-IN"/>
+        </w:rPr>
+        <w:t xml:space="preserve">, </w:t>
+      </w:r>
+      <w:r>
+        <w:rPr>
+          <w:rFonts w:ascii="Times New Roman" w:hAnsi="Times New Roman" w:cs="Times New Roman"/>
+          <w:sz w:val="24"/>
+          <w:szCs w:val="24"/>
+          <w:lang w:val="en-IN"/>
+        </w:rPr>
+        <w:t xml:space="preserve">is currently interacting with the supernova shockwave. However, raw JWST data presents significant hurdles: high dynamic range hides subtle structures, and detector-induced horizontal 1/f banding obscures the signal. Advanced computer vision </w:t>
+      </w:r>
+      <w:r>
+        <w:rPr>
+          <w:rFonts w:ascii="Times New Roman" w:hAnsi="Times New Roman" w:cs="Times New Roman"/>
+          <w:sz w:val="24"/>
+          <w:szCs w:val="24"/>
+          <w:lang w:val="en-IN"/>
+        </w:rPr>
+        <w:t xml:space="preserve">techniques are required to move beyond simple "smudge" detection and resolve these structures. </w:t>
+      </w:r>
+    </w:p>
+    <w:p>
+      <w:pPr>
+        <w:jc w:val="both"/>
+        <w:rPr>
+          <w:rFonts w:ascii="Times New Roman" w:hAnsi="Times New Roman" w:cs="Times New Roman"/>
+          <w:b/>
+          <w:bCs/>
+          <w:sz w:val="24"/>
+          <w:szCs w:val="24"/>
+          <w:lang w:val="en-IN"/>
+        </w:rPr>
+      </w:pPr>
+      <w:r>
+        <w:rPr>
+          <w:rFonts w:ascii="Times New Roman" w:hAnsi="Times New Roman" w:cs="Times New Roman"/>
+          <w:b/>
+          <w:bCs/>
+          <w:sz w:val="24"/>
+          <w:szCs w:val="24"/>
+          <w:lang w:val="en-IN"/>
+        </w:rPr>
+        <w:t>2. Data Acquisition and Preprocessing</w:t>
+      </w:r>
+    </w:p>
+    <w:p>
+      <w:pPr>
+        <w:jc w:val="both"/>
+        <w:rPr>
+          <w:rFonts w:ascii="Times New Roman" w:hAnsi="Times New Roman" w:cs="Times New Roman"/>
+          <w:sz w:val="24"/>
+          <w:szCs w:val="24"/>
+          <w:lang w:val="en-IN"/>
+        </w:rPr>
+      </w:pPr>
+      <w:r>
+        <w:rPr>
+          <w:rFonts w:ascii="Times New Roman" w:hAnsi="Times New Roman" w:cs="Times New Roman"/>
+          <w:sz w:val="24"/>
+          <w:szCs w:val="24"/>
+          <w:lang w:val="en-IN"/>
+        </w:rPr>
+        <w:t>We utilized archival data from two distinct JWST programs via the MAST Archive:</w:t>
+      </w:r>
+    </w:p>
+    <w:p>
+      <w:pPr>
+        <w:numPr>
+          <w:ilvl w:val="0"/>
+          <w:numId w:val="5"/>
+        </w:numPr>
+        <w:jc w:val="both"/>
+        <w:rPr>
+          <w:rFonts w:ascii="Times New Roman" w:hAnsi="Times New Roman" w:cs="Times New Roman"/>
+          <w:sz w:val="24"/>
+          <w:szCs w:val="24"/>
+          <w:lang w:val="en-IN"/>
+        </w:rPr>
+      </w:pPr>
+      <w:r>
+        <w:rPr>
+          <w:rFonts w:ascii="Times New Roman" w:hAnsi="Times New Roman" w:cs="Times New Roman"/>
+          <w:sz w:val="24"/>
+          <w:szCs w:val="24"/>
+          <w:lang w:val="en-IN"/>
+        </w:rPr>
+        <w:t xml:space="preserve">NIRCam (Program 1726): High-resolution sub320 subarray data (F150W, F200W, F444W). </w:t>
+      </w:r>
+    </w:p>
+    <w:p>
+      <w:pPr>
+        <w:numPr>
+          <w:ilvl w:val="0"/>
+          <w:numId w:val="5"/>
+        </w:numPr>
+        <w:jc w:val="both"/>
+        <w:rPr>
+          <w:rFonts w:ascii="Times New Roman" w:hAnsi="Times New Roman" w:cs="Times New Roman"/>
+          <w:sz w:val="24"/>
+          <w:szCs w:val="24"/>
+          <w:lang w:val="en-IN"/>
+        </w:rPr>
+      </w:pPr>
+      <w:r>
+        <w:rPr>
+          <w:rFonts w:ascii="Times New Roman" w:hAnsi="Times New Roman" w:cs="Times New Roman"/>
+          <w:sz w:val="24"/>
+          <w:szCs w:val="24"/>
+          <w:lang w:val="en-IN"/>
+        </w:rPr>
+        <w:t xml:space="preserve">MIRI (Program 1232): Wide-field mid-infrared data (F560W, F1000W, F2550W). </w:t>
+      </w:r>
+    </w:p>
+    <w:p>
+      <w:pPr>
+        <w:jc w:val="both"/>
+        <w:rPr>
+          <w:rFonts w:ascii="Times New Roman" w:hAnsi="Times New Roman" w:cs="Times New Roman"/>
+          <w:sz w:val="24"/>
+          <w:szCs w:val="24"/>
+          <w:lang w:val="en-IN"/>
+        </w:rPr>
+      </w:pPr>
+      <w:r>
+        <w:rPr>
+          <w:rFonts w:ascii="Times New Roman" w:hAnsi="Times New Roman" w:cs="Times New Roman"/>
+          <w:sz w:val="24"/>
+          <w:szCs w:val="24"/>
+          <w:lang w:val="en-IN"/>
+        </w:rPr>
+        <w:t>Data were parsed from multi-extension FITS files, specifically targeting the Stage 3 calibrated science (SCI) arrays. Initial preprocessing involved 32-bit floating-point normalization and bad-pixel masking.</w:t>
+      </w:r>
+    </w:p>
+    <w:p>
+      <w:pPr>
+        <w:jc w:val="both"/>
+        <w:rPr>
+          <w:rFonts w:ascii="Times New Roman" w:hAnsi="Times New Roman" w:cs="Times New Roman"/>
+          <w:sz w:val="24"/>
+          <w:szCs w:val="24"/>
+          <w:lang w:val="en-IN"/>
+        </w:rPr>
+      </w:pPr>
+    </w:p>
+    <w:p>
+      <w:pPr>
+        <w:jc w:val="both"/>
+        <w:rPr>
+          <w:rFonts w:ascii="Times New Roman" w:hAnsi="Times New Roman" w:cs="Times New Roman"/>
+          <w:b/>
+          <w:bCs/>
+          <w:sz w:val="24"/>
+          <w:szCs w:val="24"/>
+          <w:lang w:val="en-IN"/>
+        </w:rPr>
+      </w:pPr>
+      <w:r>
+        <w:rPr>
+          <w:rFonts w:ascii="Times New Roman" w:hAnsi="Times New Roman" w:cs="Times New Roman"/>
+          <w:b/>
+          <w:bCs/>
+          <w:sz w:val="24"/>
+          <w:szCs w:val="24"/>
+          <w:lang w:val="en-IN"/>
+        </w:rPr>
+        <w:t>3. Methodology: Alignment and Noise Reduction</w:t>
+      </w:r>
+    </w:p>
+    <w:p>
+      <w:pPr>
+        <w:jc w:val="both"/>
+        <w:rPr>
+          <w:rFonts w:ascii="Times New Roman" w:hAnsi="Times New Roman" w:cs="Times New Roman"/>
+          <w:sz w:val="24"/>
+          <w:szCs w:val="24"/>
+          <w:lang w:val="en-IN"/>
+        </w:rPr>
+      </w:pPr>
+      <w:r>
+        <w:rPr>
+          <w:rFonts w:ascii="Times New Roman" w:hAnsi="Times New Roman" w:cs="Times New Roman"/>
+          <w:sz w:val="24"/>
+          <w:szCs w:val="24"/>
+          <w:lang w:val="en-IN"/>
+        </w:rPr>
+        <w:t xml:space="preserve">The pipeline employed a dual-alignment strategy to register different filter bands. For star-dense NIRCam fields, we used ORB (Oriented FAST and Rotated BRIEF) to identify </w:t>
+      </w:r>
+      <w:r>
+        <w:rPr>
+          <w:rFonts w:ascii="Times New Roman" w:hAnsi="Times New Roman" w:cs="Times New Roman"/>
+          <w:sz w:val="24"/>
+          <w:szCs w:val="24"/>
+          <w:lang w:val="en-IN"/>
+        </w:rPr>
+        <w:t>key points</w:t>
+      </w:r>
+      <w:r>
+        <w:rPr>
+          <w:rFonts w:ascii="Times New Roman" w:hAnsi="Times New Roman" w:cs="Times New Roman"/>
+          <w:sz w:val="24"/>
+          <w:szCs w:val="24"/>
+          <w:lang w:val="en-IN"/>
+        </w:rPr>
+        <w:t xml:space="preserve">. A </w:t>
+      </w:r>
+      <w:r>
+        <w:rPr>
+          <w:rFonts w:ascii="Times New Roman" w:hAnsi="Times New Roman" w:cs="Times New Roman"/>
+          <w:sz w:val="24"/>
+          <w:szCs w:val="24"/>
+          <w:lang w:val="en-IN"/>
+        </w:rPr>
+        <w:t xml:space="preserve">3x3 </w:t>
+      </w:r>
+      <w:r>
+        <w:rPr>
+          <w:rFonts w:ascii="Times New Roman" w:hAnsi="Times New Roman" w:cs="Times New Roman"/>
+          <w:sz w:val="24"/>
+          <w:szCs w:val="24"/>
+          <w:lang w:val="en-IN"/>
+        </w:rPr>
+        <w:t xml:space="preserve">Homography </w:t>
+      </w:r>
+      <w:r>
+        <w:rPr>
+          <w:rFonts w:ascii="Times New Roman" w:hAnsi="Times New Roman" w:cs="Times New Roman"/>
+          <w:sz w:val="24"/>
+          <w:szCs w:val="24"/>
+          <w:lang w:val="en-IN"/>
+        </w:rPr>
+        <w:lastRenderedPageBreak/>
+        <w:t>Transformation matrix (H) was then calculated via RANSAC to map pixel coordinates between the moving image and the reference:</w:t>
+      </w:r>
+    </w:p>
+    <w:p>
+      <w:pPr>
+        <w:jc w:val="both"/>
+        <w:rPr>
+          <w:rFonts w:ascii="Times New Roman" w:hAnsi="Times New Roman" w:cs="Times New Roman"/>
+          <w:sz w:val="28"/>
+          <w:szCs w:val="28"/>
+          <w:lang w:val="en-IN"/>
+        </w:rPr>
+      </w:pPr>
+      <m:oMathPara>
+        <m:oMath>
+          <m:d>
+            <m:dPr>
+              <m:begChr m:val="["/>
+              <m:endChr m:val="]"/>
+              <m:ctrlPr>
+                <w:rPr>
+                  <w:rFonts w:ascii="Cambria Math" w:hAnsi="Cambria Math" w:cs="Times New Roman"/>
+                  <w:i/>
+                  <w:sz w:val="28"/>
+                  <w:szCs w:val="28"/>
+                </w:rPr>
+              </m:ctrlPr>
+            </m:dPr>
+            <m:e>
+              <m:m>
+                <m:mPr>
+                  <m:mcs>
+                    <m:mc>
+                      <m:mcPr>
+                        <m:count m:val="1"/>
+                        <m:mcJc m:val="center"/>
+                      </m:mcPr>
+                    </m:mc>
+                  </m:mcs>
+                  <m:ctrlPr>
+                    <w:rPr>
+                      <w:rFonts w:ascii="Cambria Math" w:hAnsi="Cambria Math" w:cs="Times New Roman"/>
+                      <w:i/>
+                      <w:sz w:val="28"/>
+                      <w:szCs w:val="28"/>
+                    </w:rPr>
+                  </m:ctrlPr>
+                </m:mPr>
+                <m:mr>
+                  <m:e>
+                    <m:sSup>
+                      <m:sSupPr>
+                        <m:ctrlPr>
+                          <w:rPr>
+                            <w:rFonts w:ascii="Cambria Math" w:hAnsi="Cambria Math" w:cs="Times New Roman"/>
+                            <w:i/>
+                            <w:sz w:val="28"/>
+                            <w:szCs w:val="28"/>
+                          </w:rPr>
+                        </m:ctrlPr>
+                      </m:sSupPr>
+                      <m:e>
+                        <m:r>
+                          <w:rPr>
+                            <w:rFonts w:ascii="Cambria Math" w:hAnsi="Cambria Math" w:cs="Times New Roman"/>
+                            <w:sz w:val="28"/>
+                            <w:szCs w:val="28"/>
+                          </w:rPr>
+                          <m:t>x</m:t>
+                        </m:r>
+                      </m:e>
+                      <m:sup>
+                        <m:r>
+                          <w:rPr>
+                            <w:rFonts w:ascii="Cambria Math" w:hAnsi="Cambria Math" w:cs="Times New Roman"/>
+                            <w:sz w:val="28"/>
+                            <w:szCs w:val="28"/>
+                          </w:rPr>
+                          <m:t>'</m:t>
+                        </m:r>
+                      </m:sup>
+                    </m:sSup>
+                  </m:e>
+                </m:mr>
+                <m:mr>
+                  <m:e>
+                    <m:sSup>
+                      <m:sSupPr>
+                        <m:ctrlPr>
+                          <w:rPr>
+                            <w:rFonts w:ascii="Cambria Math" w:hAnsi="Cambria Math" w:cs="Times New Roman"/>
+                            <w:i/>
+                            <w:sz w:val="28"/>
+                            <w:szCs w:val="28"/>
+                          </w:rPr>
+                        </m:ctrlPr>
+                      </m:sSupPr>
+                      <m:e>
+                        <m:r>
+                          <w:rPr>
+                            <w:rFonts w:ascii="Cambria Math" w:hAnsi="Cambria Math" w:cs="Times New Roman"/>
+                            <w:sz w:val="28"/>
+                            <w:szCs w:val="28"/>
+                          </w:rPr>
+                          <m:t>y</m:t>
+                        </m:r>
+                      </m:e>
+                      <m:sup>
+                        <m:r>
+                          <w:rPr>
+                            <w:rFonts w:ascii="Cambria Math" w:hAnsi="Cambria Math" w:cs="Times New Roman"/>
+                            <w:sz w:val="28"/>
+                            <w:szCs w:val="28"/>
+                          </w:rPr>
+                          <m:t>'</m:t>
+                        </m:r>
+                      </m:sup>
+                    </m:sSup>
+                  </m:e>
+                </m:mr>
+                <m:mr>
+                  <m:e>
+                    <m:r>
+                      <w:rPr>
+                        <w:rFonts w:ascii="Cambria Math" w:hAnsi="Cambria Math" w:cs="Times New Roman"/>
+                        <w:sz w:val="28"/>
+                        <w:szCs w:val="28"/>
+                      </w:rPr>
+                      <m:t>1</m:t>
+                    </m:r>
+                  </m:e>
+                </m:mr>
+              </m:m>
+            </m:e>
+          </m:d>
+          <m:r>
+            <w:rPr>
+              <w:rFonts w:ascii="Cambria Math" w:hAnsi="Cambria Math" w:cs="Times New Roman"/>
+              <w:sz w:val="28"/>
+              <w:szCs w:val="28"/>
+              <w:lang w:val="en-IN"/>
+            </w:rPr>
+            <m:t>=</m:t>
+          </m:r>
+          <m:d>
+            <m:dPr>
+              <m:begChr m:val="["/>
+              <m:endChr m:val="]"/>
+              <m:ctrlPr>
+                <w:rPr>
+                  <w:rFonts w:ascii="Cambria Math" w:hAnsi="Cambria Math" w:cs="Times New Roman"/>
+                  <w:i/>
+                  <w:sz w:val="28"/>
+                  <w:szCs w:val="28"/>
+                  <w:lang w:val="en-IN"/>
+                </w:rPr>
+              </m:ctrlPr>
+            </m:dPr>
+            <m:e>
+              <m:m>
+                <m:mPr>
+                  <m:mcs>
+                    <m:mc>
+                      <m:mcPr>
+                        <m:count m:val="3"/>
+                        <m:mcJc m:val="center"/>
+                      </m:mcPr>
+                    </m:mc>
+                  </m:mcs>
+                  <m:ctrlPr>
+                    <w:rPr>
+                      <w:rFonts w:ascii="Cambria Math" w:hAnsi="Cambria Math" w:cs="Times New Roman"/>
+                      <w:i/>
+                      <w:sz w:val="28"/>
+                      <w:szCs w:val="28"/>
+                      <w:lang w:val="en-IN"/>
+                    </w:rPr>
+                  </m:ctrlPr>
+                </m:mPr>
+                <m:mr>
+                  <m:e>
+                    <m:sSub>
+                      <m:sSubPr>
+                        <m:ctrlPr>
+                          <w:rPr>
+                            <w:rFonts w:ascii="Cambria Math" w:hAnsi="Cambria Math" w:cs="Times New Roman"/>
+                            <w:i/>
+                            <w:sz w:val="28"/>
+                            <w:szCs w:val="28"/>
+                            <w:lang w:val="en-IN"/>
+                          </w:rPr>
+                        </m:ctrlPr>
+                      </m:sSubPr>
+                      <m:e>
+                        <m:r>
+                          <w:rPr>
+                            <w:rFonts w:ascii="Cambria Math" w:hAnsi="Cambria Math" w:cs="Times New Roman"/>
+                            <w:sz w:val="28"/>
+                            <w:szCs w:val="28"/>
+                            <w:lang w:val="en-IN"/>
+                          </w:rPr>
+                          <m:t>h</m:t>
+                        </m:r>
+                      </m:e>
+                      <m:sub>
+                        <m:r>
+                          <w:rPr>
+                            <w:rFonts w:ascii="Cambria Math" w:hAnsi="Cambria Math" w:cs="Times New Roman"/>
+                            <w:sz w:val="28"/>
+                            <w:szCs w:val="28"/>
+                            <w:lang w:val="en-IN"/>
+                          </w:rPr>
+                          <m:t>11</m:t>
+                        </m:r>
+                      </m:sub>
+                    </m:sSub>
+                  </m:e>
+                  <m:e>
+                    <m:sSub>
+                      <m:sSubPr>
+                        <m:ctrlPr>
+                          <w:rPr>
+                            <w:rFonts w:ascii="Cambria Math" w:hAnsi="Cambria Math" w:cs="Times New Roman"/>
+                            <w:i/>
+                            <w:sz w:val="28"/>
+                            <w:szCs w:val="28"/>
+                            <w:lang w:val="en-IN"/>
+                          </w:rPr>
+                        </m:ctrlPr>
+                      </m:sSubPr>
+                      <m:e>
+                        <m:r>
+                          <w:rPr>
+                            <w:rFonts w:ascii="Cambria Math" w:hAnsi="Cambria Math" w:cs="Times New Roman"/>
+                            <w:sz w:val="28"/>
+                            <w:szCs w:val="28"/>
+                            <w:lang w:val="en-IN"/>
+                          </w:rPr>
+                          <m:t>h</m:t>
+                        </m:r>
+                      </m:e>
+                      <m:sub>
+                        <m:r>
+                          <w:rPr>
+                            <w:rFonts w:ascii="Cambria Math" w:hAnsi="Cambria Math" w:cs="Times New Roman"/>
+                            <w:sz w:val="28"/>
+                            <w:szCs w:val="28"/>
+                            <w:lang w:val="en-IN"/>
+                          </w:rPr>
+                          <m:t>12</m:t>
+                        </m:r>
+                      </m:sub>
+                    </m:sSub>
+                  </m:e>
+                  <m:e>
+                    <m:sSub>
+                      <m:sSubPr>
+                        <m:ctrlPr>
+                          <w:rPr>
+                            <w:rFonts w:ascii="Cambria Math" w:hAnsi="Cambria Math" w:cs="Times New Roman"/>
+                            <w:i/>
+                            <w:sz w:val="28"/>
+                            <w:szCs w:val="28"/>
+                            <w:lang w:val="en-IN"/>
+                          </w:rPr>
+                        </m:ctrlPr>
+                      </m:sSubPr>
+                      <m:e>
+                        <m:r>
+                          <w:rPr>
+                            <w:rFonts w:ascii="Cambria Math" w:hAnsi="Cambria Math" w:cs="Times New Roman"/>
+                            <w:sz w:val="28"/>
+                            <w:szCs w:val="28"/>
+                            <w:lang w:val="en-IN"/>
+                          </w:rPr>
+                          <m:t>h</m:t>
+                        </m:r>
+                      </m:e>
+                      <m:sub>
+                        <m:r>
+                          <w:rPr>
+                            <w:rFonts w:ascii="Cambria Math" w:hAnsi="Cambria Math" w:cs="Times New Roman"/>
+                            <w:sz w:val="28"/>
+                            <w:szCs w:val="28"/>
+                            <w:lang w:val="en-IN"/>
+                          </w:rPr>
+                          <m:t>13</m:t>
+                        </m:r>
+                      </m:sub>
+                    </m:sSub>
+                  </m:e>
+                </m:mr>
+                <m:mr>
+                  <m:e>
+                    <m:sSub>
+                      <m:sSubPr>
+                        <m:ctrlPr>
+                          <w:rPr>
+                            <w:rFonts w:ascii="Cambria Math" w:hAnsi="Cambria Math" w:cs="Times New Roman"/>
+                            <w:i/>
+                            <w:sz w:val="28"/>
+                            <w:szCs w:val="28"/>
+                            <w:lang w:val="en-IN"/>
+                          </w:rPr>
+                        </m:ctrlPr>
+                      </m:sSubPr>
+                      <m:e>
+                        <m:r>
+                          <w:rPr>
+                            <w:rFonts w:ascii="Cambria Math" w:hAnsi="Cambria Math" w:cs="Times New Roman"/>
+                            <w:sz w:val="28"/>
+                            <w:szCs w:val="28"/>
+                            <w:lang w:val="en-IN"/>
+                          </w:rPr>
+                          <m:t>h</m:t>
+                        </m:r>
+                      </m:e>
+                      <m:sub>
+                        <m:r>
+                          <w:rPr>
+                            <w:rFonts w:ascii="Cambria Math" w:hAnsi="Cambria Math" w:cs="Times New Roman"/>
+                            <w:sz w:val="28"/>
+                            <w:szCs w:val="28"/>
+                            <w:lang w:val="en-IN"/>
+                          </w:rPr>
+                          <m:t>21</m:t>
+                        </m:r>
+                      </m:sub>
+                    </m:sSub>
+                  </m:e>
+                  <m:e>
+                    <m:sSub>
+                      <m:sSubPr>
+                        <m:ctrlPr>
+                          <w:rPr>
+                            <w:rFonts w:ascii="Cambria Math" w:hAnsi="Cambria Math" w:cs="Times New Roman"/>
+                            <w:i/>
+                            <w:sz w:val="28"/>
+                            <w:szCs w:val="28"/>
+                            <w:lang w:val="en-IN"/>
+                          </w:rPr>
+                        </m:ctrlPr>
+                      </m:sSubPr>
+                      <m:e>
+                        <m:r>
+                          <w:rPr>
+                            <w:rFonts w:ascii="Cambria Math" w:hAnsi="Cambria Math" w:cs="Times New Roman"/>
+                            <w:sz w:val="28"/>
+                            <w:szCs w:val="28"/>
+                            <w:lang w:val="en-IN"/>
+                          </w:rPr>
+                          <m:t>h</m:t>
+                        </m:r>
+                      </m:e>
+                      <m:sub>
+                        <m:r>
+                          <w:rPr>
+                            <w:rFonts w:ascii="Cambria Math" w:hAnsi="Cambria Math" w:cs="Times New Roman"/>
+                            <w:sz w:val="28"/>
+                            <w:szCs w:val="28"/>
+                            <w:lang w:val="en-IN"/>
+                          </w:rPr>
+                          <m:t>22</m:t>
+                        </m:r>
+                      </m:sub>
+                    </m:sSub>
+                  </m:e>
+                  <m:e>
+                    <m:sSub>
+                      <m:sSubPr>
+                        <m:ctrlPr>
+                          <w:rPr>
+                            <w:rFonts w:ascii="Cambria Math" w:hAnsi="Cambria Math" w:cs="Times New Roman"/>
+                            <w:i/>
+                            <w:sz w:val="28"/>
+                            <w:szCs w:val="28"/>
+                            <w:lang w:val="en-IN"/>
+                          </w:rPr>
+                        </m:ctrlPr>
+                      </m:sSubPr>
+                      <m:e>
+                        <m:r>
+                          <w:rPr>
+                            <w:rFonts w:ascii="Cambria Math" w:hAnsi="Cambria Math" w:cs="Times New Roman"/>
+                            <w:sz w:val="28"/>
+                            <w:szCs w:val="28"/>
+                            <w:lang w:val="en-IN"/>
+                          </w:rPr>
+                          <m:t>h</m:t>
+                        </m:r>
+                      </m:e>
+                      <m:sub>
+                        <m:r>
+                          <w:rPr>
+                            <w:rFonts w:ascii="Cambria Math" w:hAnsi="Cambria Math" w:cs="Times New Roman"/>
+                            <w:sz w:val="28"/>
+                            <w:szCs w:val="28"/>
+                            <w:lang w:val="en-IN"/>
+                          </w:rPr>
+                          <m:t>23</m:t>
+                        </m:r>
+                      </m:sub>
+                    </m:sSub>
+                  </m:e>
+                </m:mr>
+                <m:mr>
+                  <m:e>
+                    <m:sSub>
+                      <m:sSubPr>
+                        <m:ctrlPr>
+                          <w:rPr>
+                            <w:rFonts w:ascii="Cambria Math" w:hAnsi="Cambria Math" w:cs="Times New Roman"/>
+                            <w:i/>
+                            <w:sz w:val="28"/>
+                            <w:szCs w:val="28"/>
+                            <w:lang w:val="en-IN"/>
+                          </w:rPr>
+                        </m:ctrlPr>
+                      </m:sSubPr>
+                      <m:e>
+                        <m:r>
+                          <w:rPr>
+                            <w:rFonts w:ascii="Cambria Math" w:hAnsi="Cambria Math" w:cs="Times New Roman"/>
+                            <w:sz w:val="28"/>
+                            <w:szCs w:val="28"/>
+                            <w:lang w:val="en-IN"/>
+                          </w:rPr>
+                          <m:t>h</m:t>
+                        </m:r>
+                      </m:e>
+                      <m:sub>
+                        <m:r>
+                          <w:rPr>
+                            <w:rFonts w:ascii="Cambria Math" w:hAnsi="Cambria Math" w:cs="Times New Roman"/>
+                            <w:sz w:val="28"/>
+                            <w:szCs w:val="28"/>
+                            <w:lang w:val="en-IN"/>
+                          </w:rPr>
+                          <m:t>31</m:t>
+                        </m:r>
+                      </m:sub>
+                    </m:sSub>
+                  </m:e>
+                  <m:e>
+                    <m:sSub>
+                      <m:sSubPr>
+                        <m:ctrlPr>
+                          <w:rPr>
+                            <w:rFonts w:ascii="Cambria Math" w:hAnsi="Cambria Math" w:cs="Times New Roman"/>
+                            <w:i/>
+                            <w:sz w:val="28"/>
+                            <w:szCs w:val="28"/>
+                            <w:lang w:val="en-IN"/>
+                          </w:rPr>
+                        </m:ctrlPr>
+                      </m:sSubPr>
+                      <m:e>
+                        <m:r>
+                          <w:rPr>
+                            <w:rFonts w:ascii="Cambria Math" w:hAnsi="Cambria Math" w:cs="Times New Roman"/>
+                            <w:sz w:val="28"/>
+                            <w:szCs w:val="28"/>
+                            <w:lang w:val="en-IN"/>
+                          </w:rPr>
+                          <m:t>h</m:t>
+                        </m:r>
+                      </m:e>
+                      <m:sub>
+                        <m:r>
+                          <w:rPr>
+                            <w:rFonts w:ascii="Cambria Math" w:hAnsi="Cambria Math" w:cs="Times New Roman"/>
+                            <w:sz w:val="28"/>
+                            <w:szCs w:val="28"/>
+                            <w:lang w:val="en-IN"/>
+                          </w:rPr>
+                          <m:t>32</m:t>
+                        </m:r>
+                      </m:sub>
+                    </m:sSub>
+                  </m:e>
+                  <m:e>
+                    <m:sSub>
+                      <m:sSubPr>
+                        <m:ctrlPr>
+                          <w:rPr>
+                            <w:rFonts w:ascii="Cambria Math" w:hAnsi="Cambria Math" w:cs="Times New Roman"/>
+                            <w:i/>
+                            <w:sz w:val="28"/>
+                            <w:szCs w:val="28"/>
+                            <w:lang w:val="en-IN"/>
+                          </w:rPr>
+                        </m:ctrlPr>
+                      </m:sSubPr>
+                      <m:e>
+                        <m:r>
+                          <w:rPr>
+                            <w:rFonts w:ascii="Cambria Math" w:hAnsi="Cambria Math" w:cs="Times New Roman"/>
+                            <w:sz w:val="28"/>
+                            <w:szCs w:val="28"/>
+                            <w:lang w:val="en-IN"/>
+                          </w:rPr>
+                          <m:t>h</m:t>
+                        </m:r>
+                      </m:e>
+                      <m:sub>
+                        <m:r>
+                          <w:rPr>
+                            <w:rFonts w:ascii="Cambria Math" w:hAnsi="Cambria Math" w:cs="Times New Roman"/>
+                            <w:sz w:val="28"/>
+                            <w:szCs w:val="28"/>
+                            <w:lang w:val="en-IN"/>
+                          </w:rPr>
+                          <m:t>33</m:t>
+                        </m:r>
+                      </m:sub>
+                    </m:sSub>
+                  </m:e>
+                </m:mr>
+              </m:m>
+            </m:e>
+          </m:d>
+          <m:r>
+            <w:rPr>
+              <w:rFonts w:ascii="Cambria Math" w:hAnsi="Cambria Math" w:cs="Times New Roman"/>
+              <w:sz w:val="28"/>
+              <w:szCs w:val="28"/>
+              <w:lang w:val="en-IN"/>
+            </w:rPr>
+            <m:t xml:space="preserve"> </m:t>
+          </m:r>
+          <m:d>
+            <m:dPr>
+              <m:begChr m:val="["/>
+              <m:endChr m:val="]"/>
+              <m:ctrlPr>
+                <w:rPr>
+                  <w:rFonts w:ascii="Cambria Math" w:hAnsi="Cambria Math" w:cs="Times New Roman"/>
+                  <w:i/>
+                  <w:sz w:val="28"/>
+                  <w:szCs w:val="28"/>
+                  <w:lang w:val="en-IN"/>
+                </w:rPr>
+              </m:ctrlPr>
+            </m:dPr>
+            <m:e>
+              <m:m>
+                <m:mPr>
+                  <m:mcs>
+                    <m:mc>
+                      <m:mcPr>
+                        <m:count m:val="1"/>
+                        <m:mcJc m:val="center"/>
+                      </m:mcPr>
+                    </m:mc>
+                  </m:mcs>
+                  <m:ctrlPr>
+                    <w:rPr>
+                      <w:rFonts w:ascii="Cambria Math" w:hAnsi="Cambria Math" w:cs="Times New Roman"/>
+                      <w:i/>
+                      <w:sz w:val="28"/>
+                      <w:szCs w:val="28"/>
+                      <w:lang w:val="en-IN"/>
+                    </w:rPr>
+                  </m:ctrlPr>
+                </m:mPr>
+                <m:mr>
+                  <m:e>
+                    <m:r>
+                      <w:rPr>
+                        <w:rFonts w:ascii="Cambria Math" w:hAnsi="Cambria Math" w:cs="Times New Roman"/>
+                        <w:sz w:val="28"/>
+                        <w:szCs w:val="28"/>
+                        <w:lang w:val="en-IN"/>
+                      </w:rPr>
+                      <m:t>x</m:t>
+                    </m:r>
+                  </m:e>
+                </m:mr>
+                <m:mr>
+                  <m:e>
+                    <m:r>
+                      <w:rPr>
+                        <w:rFonts w:ascii="Cambria Math" w:hAnsi="Cambria Math" w:cs="Times New Roman"/>
+                        <w:sz w:val="28"/>
+                        <w:szCs w:val="28"/>
+                        <w:lang w:val="en-IN"/>
+                      </w:rPr>
+                      <m:t>y</m:t>
+                    </m:r>
+                  </m:e>
+                </m:mr>
+                <m:mr>
+                  <m:e>
+                    <m:r>
+                      <w:rPr>
+                        <w:rFonts w:ascii="Cambria Math" w:hAnsi="Cambria Math" w:cs="Times New Roman"/>
+                        <w:sz w:val="28"/>
+                        <w:szCs w:val="28"/>
+                        <w:lang w:val="en-IN"/>
+                      </w:rPr>
+                      <m:t>1</m:t>
+                    </m:r>
+                  </m:e>
+                </m:mr>
+              </m:m>
+            </m:e>
+          </m:d>
+        </m:oMath>
+      </m:oMathPara>
+    </w:p>
+    <w:p>
+      <w:pPr>
+        <w:jc w:val="both"/>
+        <w:rPr>
+          <w:rFonts w:ascii="Times New Roman" w:hAnsi="Times New Roman" w:cs="Times New Roman"/>
+          <w:i/>
+          <w:sz w:val="24"/>
+          <w:szCs w:val="24"/>
+          <w:lang w:val="en-IN"/>
+        </w:rPr>
+      </w:pPr>
+      <w:r>
+        <w:rPr>
+          <w:rFonts w:ascii="Times New Roman" w:hAnsi="Times New Roman" w:cs="Times New Roman"/>
+          <w:noProof/>
+          <w:sz w:val="24"/>
+          <w:szCs w:val="24"/>
+          <w:lang w:val="en-IN"/>
+        </w:rPr>
+        <w:drawing>
+          <wp:anchor distT="0" distB="0" distL="114300" distR="114300" simplePos="0" relativeHeight="251662336" behindDoc="0" locked="0" layoutInCell="1" allowOverlap="1" wp14:anchorId="22A5C092" wp14:editId="1A5D2DD2">
+            <wp:simplePos x="0" y="0"/>
+            <wp:positionH relativeFrom="column">
+              <wp:posOffset>3132722</wp:posOffset>
+            </wp:positionH>
+            <wp:positionV relativeFrom="paragraph">
+              <wp:posOffset>42487</wp:posOffset>
+            </wp:positionV>
+            <wp:extent cx="2637155" cy="2688590"/>
+            <wp:effectExtent l="0" t="0" r="0" b="0"/>
+            <wp:wrapTopAndBottom/>
+            <wp:docPr id="1202656645" name="Picture 1"/>
+            <wp:cNvGraphicFramePr>
+              <a:graphicFrameLocks xmlns:a="http://schemas.openxmlformats.org/drawingml/2006/main" noChangeAspect="1"/>
+            </wp:cNvGraphicFramePr>
+            <a:graphic xmlns:a="http://schemas.openxmlformats.org/drawingml/2006/main">
+              <a:graphicData uri="http://schemas.openxmlformats.org/drawingml/2006/picture">
+                <pic:pic xmlns:pic="http://schemas.openxmlformats.org/drawingml/2006/picture">
+                  <pic:nvPicPr>
+                    <pic:cNvPr id="1202656645" name=""/>
+                    <pic:cNvPicPr/>
+                  </pic:nvPicPr>
+                  <pic:blipFill>
+                    <a:blip r:embed="rId8" cstate="print">
+                      <a:extLst>
+                        <a:ext uri="{28A0092B-C50C-407E-A947-70E740481C1C}">
+                          <a14:useLocalDpi xmlns:a14="http://schemas.microsoft.com/office/drawing/2010/main" val="0"/>
+                        </a:ext>
+                      </a:extLst>
+                    </a:blip>
+                    <a:stretch>
+                      <a:fillRect/>
+                    </a:stretch>
+                  </pic:blipFill>
+                  <pic:spPr>
+                    <a:xfrm>
+                      <a:off x="0" y="0"/>
+                      <a:ext cx="2637155" cy="2688590"/>
+                    </a:xfrm>
+                    <a:prstGeom prst="rect">
+                      <a:avLst/>
+                    </a:prstGeom>
+                  </pic:spPr>
+                </pic:pic>
+              </a:graphicData>
+            </a:graphic>
+          </wp:anchor>
+        </w:drawing>
+      </w:r>
+    </w:p>
+    <w:p>
+      <w:pPr>
+        <w:jc w:val="both"/>
+        <w:rPr>
+          <w:rFonts w:ascii="Times New Roman" w:hAnsi="Times New Roman" w:cs="Times New Roman"/>
+          <w:sz w:val="24"/>
+          <w:szCs w:val="24"/>
+          <w:lang w:val="en-IN"/>
+        </w:rPr>
+      </w:pPr>
+      <w:r>
+        <w:rPr>
+          <w:rFonts w:ascii="Times New Roman" w:hAnsi="Times New Roman" w:cs="Times New Roman"/>
+          <w:sz w:val="24"/>
+          <w:szCs w:val="24"/>
+          <w:lang w:val="en-IN"/>
+        </w:rPr>
+        <w:t xml:space="preserve">For MIRI data, where point sources were scarce, World Coordinate System (WCS) reprojection was utilized. To suppress horizontal noise, we implemented a 2D Fast Fourier Transform (FFT) with a Gaussian notch filter to clear noise-heavy rows in the frequency domain. </w:t>
+      </w:r>
+    </w:p>
+    <w:p>
+      <w:pPr>
+        <w:jc w:val="both"/>
+        <w:rPr>
+          <w:rFonts w:ascii="Times New Roman" w:hAnsi="Times New Roman" w:cs="Times New Roman"/>
+          <w:sz w:val="24"/>
+          <w:szCs w:val="24"/>
+          <w:lang w:val="en-IN"/>
+        </w:rPr>
+      </w:pPr>
+      <w:r>
+        <w:rPr>
+          <w:rFonts w:ascii="Times New Roman" w:hAnsi="Times New Roman" w:cs="Times New Roman"/>
+          <w:noProof/>
+          <w:sz w:val="24"/>
+          <w:szCs w:val="24"/>
+          <w:lang w:val="en-IN"/>
+        </w:rPr>
+        <w:drawing>
+          <wp:inline distT="0" distB="0" distL="0" distR="0" wp14:anchorId="68A7DE68" wp14:editId="69DC9AC8">
+            <wp:extent cx="2637155" cy="1790065"/>
+            <wp:effectExtent l="0" t="0" r="0" b="635"/>
+            <wp:docPr id="930385380" name="Picture 1"/>
+            <wp:cNvGraphicFramePr>
+              <a:graphicFrameLocks xmlns:a="http://schemas.openxmlformats.org/drawingml/2006/main" noChangeAspect="1"/>
+            </wp:cNvGraphicFramePr>
+            <a:graphic xmlns:a="http://schemas.openxmlformats.org/drawingml/2006/main">
+              <a:graphicData uri="http://schemas.openxmlformats.org/drawingml/2006/picture">
+                <pic:pic xmlns:pic="http://schemas.openxmlformats.org/drawingml/2006/picture">
+                  <pic:nvPicPr>
+                    <pic:cNvPr id="930385380" name=""/>
+                    <pic:cNvPicPr/>
+                  </pic:nvPicPr>
+                  <pic:blipFill>
+                    <a:blip r:embed="rId9" cstate="print">
+                      <a:extLst>
+                        <a:ext uri="{28A0092B-C50C-407E-A947-70E740481C1C}">
+                          <a14:useLocalDpi xmlns:a14="http://schemas.microsoft.com/office/drawing/2010/main" val="0"/>
+                        </a:ext>
+                      </a:extLst>
+                    </a:blip>
+                    <a:stretch>
+                      <a:fillRect/>
+                    </a:stretch>
+                  </pic:blipFill>
+                  <pic:spPr>
+                    <a:xfrm>
+                      <a:off x="0" y="0"/>
+                      <a:ext cx="2637155" cy="1790065"/>
                     </a:xfrm>
                     <a:prstGeom prst="rect">
                       <a:avLst/>
@@ -553,15 +1401,6 @@
           <w:lang w:val="en-IN"/>
         </w:rPr>
       </w:pPr>
-      <w:r>
-        <w:rPr>
-          <w:rFonts w:ascii="Times New Roman" w:hAnsi="Times New Roman" w:cs="Times New Roman"/>
-          <w:sz w:val="24"/>
-          <w:szCs w:val="24"/>
-          <w:lang w:val="en-IN"/>
-        </w:rPr>
-        <w:t xml:space="preserve">For MIRI data, where point sources were scarce, World Coordinate System (WCS) reprojection was utilized. To suppress horizontal noise, we implemented a 2D Fast Fourier Transform (FFT) with a Gaussian notch filter to clear noise-heavy rows in the frequency domain. </w:t>
-      </w:r>
     </w:p>
     <w:p>
       <w:pPr>
@@ -604,32 +1443,752 @@
           <w:szCs w:val="24"/>
           <w:lang w:val="en-IN"/>
         </w:rPr>
-        <w:lastRenderedPageBreak/>
         <w:t xml:space="preserve">We applied a 2D Discrete Wavelet Transform (DWT) using the Daubechies 4 (db4) wavelet. To preserve sharp structural details from short-wavelength bands while maintaining the depth of thermal data, we used Max-Coefficient Fusion: </w:t>
       </w:r>
     </w:p>
     <w:p>
       <w:pPr>
+        <w:ind w:left="-720"/>
         <w:jc w:val="both"/>
         <w:rPr>
           <w:rFonts w:ascii="Times New Roman" w:hAnsi="Times New Roman" w:cs="Times New Roman"/>
-          <w:sz w:val="24"/>
-          <w:szCs w:val="24"/>
-          <w:lang w:val="en-IN"/>
-        </w:rPr>
-      </w:pPr>
-      <w:r>
-        <w:rPr>
-          <w:rFonts w:ascii="Times New Roman" w:hAnsi="Times New Roman" w:cs="Times New Roman"/>
+          <w:sz w:val="18"/>
+          <w:szCs w:val="18"/>
+          <w:lang w:val="en-IN"/>
+        </w:rPr>
+      </w:pPr>
+      <m:oMathPara>
+        <m:oMath>
+          <m:sSub>
+            <m:sSubPr>
+              <m:ctrlPr>
+                <w:rPr>
+                  <w:rFonts w:ascii="Cambria Math" w:hAnsi="Cambria Math" w:cs="Times New Roman"/>
+                  <w:i/>
+                  <w:lang w:val="en-IN"/>
+                </w:rPr>
+              </m:ctrlPr>
+            </m:sSubPr>
+            <m:e>
+              <m:r>
+                <w:rPr>
+                  <w:rFonts w:ascii="Cambria Math" w:hAnsi="Cambria Math" w:cs="Times New Roman"/>
+                  <w:lang w:val="en-IN"/>
+                </w:rPr>
+                <m:t>C</m:t>
+              </m:r>
+            </m:e>
+            <m:sub>
+              <m:r>
+                <w:rPr>
+                  <w:rFonts w:ascii="Cambria Math" w:hAnsi="Cambria Math" w:cs="Times New Roman"/>
+                  <w:lang w:val="en-IN"/>
+                </w:rPr>
+                <m:t>fused</m:t>
+              </m:r>
+            </m:sub>
+          </m:sSub>
+          <m:d>
+            <m:dPr>
+              <m:ctrlPr>
+                <w:rPr>
+                  <w:rFonts w:ascii="Cambria Math" w:hAnsi="Cambria Math" w:cs="Times New Roman"/>
+                  <w:i/>
+                  <w:lang w:val="en-IN"/>
+                </w:rPr>
+              </m:ctrlPr>
+            </m:dPr>
+            <m:e>
+              <m:r>
+                <w:rPr>
+                  <w:rFonts w:ascii="Cambria Math" w:hAnsi="Cambria Math" w:cs="Times New Roman"/>
+                  <w:lang w:val="en-IN"/>
+                </w:rPr>
+                <m:t>j,k</m:t>
+              </m:r>
+            </m:e>
+          </m:d>
+          <m:r>
+            <w:rPr>
+              <w:rFonts w:ascii="Cambria Math" w:hAnsi="Cambria Math" w:cs="Times New Roman"/>
+              <w:lang w:val="en-IN"/>
+            </w:rPr>
+            <m:t>=argmax</m:t>
+          </m:r>
+          <m:d>
+            <m:dPr>
+              <m:ctrlPr>
+                <w:rPr>
+                  <w:rFonts w:ascii="Cambria Math" w:hAnsi="Cambria Math" w:cs="Times New Roman"/>
+                  <w:i/>
+                  <w:lang w:val="en-IN"/>
+                </w:rPr>
+              </m:ctrlPr>
+            </m:dPr>
+            <m:e>
+              <m:d>
+                <m:dPr>
+                  <m:begChr m:val="|"/>
+                  <m:endChr m:val="|"/>
+                  <m:ctrlPr>
+                    <w:rPr>
+                      <w:rFonts w:ascii="Cambria Math" w:hAnsi="Cambria Math" w:cs="Times New Roman"/>
+                      <w:i/>
+                      <w:lang w:val="en-IN"/>
+                    </w:rPr>
+                  </m:ctrlPr>
+                </m:dPr>
+                <m:e>
+                  <m:sSub>
+                    <m:sSubPr>
+                      <m:ctrlPr>
+                        <w:rPr>
+                          <w:rFonts w:ascii="Cambria Math" w:hAnsi="Cambria Math" w:cs="Times New Roman"/>
+                          <w:i/>
+                          <w:lang w:val="en-IN"/>
+                        </w:rPr>
+                      </m:ctrlPr>
+                    </m:sSubPr>
+                    <m:e>
+                      <m:r>
+                        <w:rPr>
+                          <w:rFonts w:ascii="Cambria Math" w:hAnsi="Cambria Math" w:cs="Times New Roman"/>
+                          <w:lang w:val="en-IN"/>
+                        </w:rPr>
+                        <m:t>C</m:t>
+                      </m:r>
+                    </m:e>
+                    <m:sub>
+                      <m:r>
+                        <w:rPr>
+                          <w:rFonts w:ascii="Cambria Math" w:hAnsi="Cambria Math" w:cs="Times New Roman"/>
+                          <w:lang w:val="en-IN"/>
+                        </w:rPr>
+                        <m:t>blue</m:t>
+                      </m:r>
+                    </m:sub>
+                  </m:sSub>
+                </m:e>
+              </m:d>
+              <m:r>
+                <w:rPr>
+                  <w:rFonts w:ascii="Cambria Math" w:hAnsi="Cambria Math" w:cs="Times New Roman"/>
+                  <w:lang w:val="en-IN"/>
+                </w:rPr>
+                <m:t>,</m:t>
+              </m:r>
+              <m:d>
+                <m:dPr>
+                  <m:begChr m:val="|"/>
+                  <m:endChr m:val="|"/>
+                  <m:ctrlPr>
+                    <w:rPr>
+                      <w:rFonts w:ascii="Cambria Math" w:hAnsi="Cambria Math" w:cs="Times New Roman"/>
+                      <w:i/>
+                      <w:lang w:val="en-IN"/>
+                    </w:rPr>
+                  </m:ctrlPr>
+                </m:dPr>
+                <m:e>
+                  <m:sSub>
+                    <m:sSubPr>
+                      <m:ctrlPr>
+                        <w:rPr>
+                          <w:rFonts w:ascii="Cambria Math" w:hAnsi="Cambria Math" w:cs="Times New Roman"/>
+                          <w:i/>
+                          <w:lang w:val="en-IN"/>
+                        </w:rPr>
+                      </m:ctrlPr>
+                    </m:sSubPr>
+                    <m:e>
+                      <m:r>
+                        <w:rPr>
+                          <w:rFonts w:ascii="Cambria Math" w:hAnsi="Cambria Math" w:cs="Times New Roman"/>
+                          <w:lang w:val="en-IN"/>
+                        </w:rPr>
+                        <m:t>C</m:t>
+                      </m:r>
+                    </m:e>
+                    <m:sub>
+                      <m:r>
+                        <w:rPr>
+                          <w:rFonts w:ascii="Cambria Math" w:hAnsi="Cambria Math" w:cs="Times New Roman"/>
+                          <w:lang w:val="en-IN"/>
+                        </w:rPr>
+                        <m:t>green</m:t>
+                      </m:r>
+                    </m:sub>
+                  </m:sSub>
+                </m:e>
+              </m:d>
+              <m:r>
+                <w:rPr>
+                  <w:rFonts w:ascii="Cambria Math" w:hAnsi="Cambria Math" w:cs="Times New Roman"/>
+                  <w:lang w:val="en-IN"/>
+                </w:rPr>
+                <m:t>,</m:t>
+              </m:r>
+              <m:d>
+                <m:dPr>
+                  <m:begChr m:val="|"/>
+                  <m:endChr m:val="|"/>
+                  <m:ctrlPr>
+                    <w:rPr>
+                      <w:rFonts w:ascii="Cambria Math" w:hAnsi="Cambria Math" w:cs="Times New Roman"/>
+                      <w:i/>
+                      <w:lang w:val="en-IN"/>
+                    </w:rPr>
+                  </m:ctrlPr>
+                </m:dPr>
+                <m:e>
+                  <m:sSub>
+                    <m:sSubPr>
+                      <m:ctrlPr>
+                        <w:rPr>
+                          <w:rFonts w:ascii="Cambria Math" w:hAnsi="Cambria Math" w:cs="Times New Roman"/>
+                          <w:i/>
+                          <w:lang w:val="en-IN"/>
+                        </w:rPr>
+                      </m:ctrlPr>
+                    </m:sSubPr>
+                    <m:e>
+                      <m:r>
+                        <w:rPr>
+                          <w:rFonts w:ascii="Cambria Math" w:hAnsi="Cambria Math" w:cs="Times New Roman"/>
+                          <w:lang w:val="en-IN"/>
+                        </w:rPr>
+                        <m:t>C</m:t>
+                      </m:r>
+                    </m:e>
+                    <m:sub>
+                      <m:r>
+                        <w:rPr>
+                          <w:rFonts w:ascii="Cambria Math" w:hAnsi="Cambria Math" w:cs="Times New Roman"/>
+                          <w:lang w:val="en-IN"/>
+                        </w:rPr>
+                        <m:t>red</m:t>
+                      </m:r>
+                    </m:sub>
+                  </m:sSub>
+                </m:e>
+              </m:d>
+            </m:e>
+          </m:d>
+        </m:oMath>
+      </m:oMathPara>
+    </w:p>
+    <w:p>
+      <w:pPr>
+        <w:jc w:val="both"/>
+        <w:rPr>
+          <w:rFonts w:ascii="Times New Roman" w:hAnsi="Times New Roman" w:cs="Times New Roman"/>
+          <w:sz w:val="24"/>
+          <w:szCs w:val="24"/>
+          <w:lang w:val="en-IN"/>
+        </w:rPr>
+      </w:pPr>
+      <w:r>
+        <w:rPr>
+          <w:rFonts w:ascii="Times New Roman" w:hAnsi="Times New Roman" w:cs="Times New Roman"/>
+          <w:sz w:val="24"/>
+          <w:szCs w:val="24"/>
+          <w:lang w:val="en-IN"/>
+        </w:rPr>
+        <w:t>For visualization, we applied the Lupton asinh stretch for dynamic range compression, allowing the faint inner ejecta and the bright ring to be visible simultaneously:</w:t>
+      </w:r>
+    </w:p>
+    <w:p>
+      <w:pPr>
+        <w:jc w:val="both"/>
+        <w:rPr>
+          <w:rFonts w:ascii="Times New Roman" w:hAnsi="Times New Roman" w:cs="Times New Roman"/>
+          <w:noProof/>
+          <w:sz w:val="24"/>
+          <w:szCs w:val="24"/>
+          <w:lang w:val="en-IN"/>
+        </w:rPr>
+      </w:pPr>
+      <w:r>
+        <w:rPr>
+          <w:rFonts w:ascii="Times New Roman" w:hAnsi="Times New Roman" w:cs="Times New Roman"/>
+          <w:noProof/>
+          <w:sz w:val="24"/>
+          <w:szCs w:val="24"/>
+          <w:lang w:val="en-IN"/>
+        </w:rPr>
+        <w:t xml:space="preserve"> </w:t>
+      </w:r>
+    </w:p>
+    <w:p>
+      <w:pPr>
+        <w:jc w:val="both"/>
+        <w:rPr>
+          <w:rFonts w:ascii="Times New Roman" w:eastAsiaTheme="minorEastAsia" w:hAnsi="Times New Roman" w:cs="Times New Roman"/>
+          <w:noProof/>
+          <w:sz w:val="28"/>
+          <w:szCs w:val="28"/>
+          <w:lang w:val="en-IN"/>
+        </w:rPr>
+      </w:pPr>
+      <m:oMathPara>
+        <m:oMath>
+          <m:sSub>
+            <m:sSubPr>
+              <m:ctrlPr>
+                <w:rPr>
+                  <w:rFonts w:ascii="Cambria Math" w:hAnsi="Cambria Math" w:cs="Times New Roman"/>
+                  <w:i/>
+                  <w:sz w:val="28"/>
+                  <w:szCs w:val="28"/>
+                  <w:lang w:val="en-IN"/>
+                </w:rPr>
+              </m:ctrlPr>
+            </m:sSubPr>
+            <m:e>
+              <m:r>
+                <w:rPr>
+                  <w:rFonts w:ascii="Cambria Math" w:hAnsi="Cambria Math" w:cs="Times New Roman"/>
+                  <w:sz w:val="28"/>
+                  <w:szCs w:val="28"/>
+                  <w:lang w:val="en-IN"/>
+                </w:rPr>
+                <m:t>I</m:t>
+              </m:r>
+            </m:e>
+            <m:sub>
+              <m:r>
+                <w:rPr>
+                  <w:rFonts w:ascii="Cambria Math" w:hAnsi="Cambria Math" w:cs="Times New Roman"/>
+                  <w:sz w:val="28"/>
+                  <w:szCs w:val="28"/>
+                  <w:lang w:val="en-IN"/>
+                </w:rPr>
+                <m:t>out</m:t>
+              </m:r>
+            </m:sub>
+          </m:sSub>
+          <m:r>
+            <w:rPr>
+              <w:rFonts w:ascii="Cambria Math" w:hAnsi="Cambria Math" w:cs="Times New Roman"/>
+              <w:sz w:val="28"/>
+              <w:szCs w:val="28"/>
+              <w:lang w:val="en-IN"/>
+            </w:rPr>
+            <m:t>=</m:t>
+          </m:r>
+          <m:f>
+            <m:fPr>
+              <m:ctrlPr>
+                <w:rPr>
+                  <w:rFonts w:ascii="Cambria Math" w:hAnsi="Cambria Math" w:cs="Times New Roman"/>
+                  <w:i/>
+                  <w:sz w:val="28"/>
+                  <w:szCs w:val="28"/>
+                  <w:lang w:val="en-IN"/>
+                </w:rPr>
+              </m:ctrlPr>
+            </m:fPr>
+            <m:num>
+              <m:func>
+                <m:funcPr>
+                  <m:ctrlPr>
+                    <w:rPr>
+                      <w:rFonts w:ascii="Cambria Math" w:hAnsi="Cambria Math" w:cs="Times New Roman"/>
+                      <w:sz w:val="28"/>
+                      <w:szCs w:val="28"/>
+                      <w:lang w:val="en-IN"/>
+                    </w:rPr>
+                  </m:ctrlPr>
+                </m:funcPr>
+                <m:fName>
+                  <m:r>
+                    <m:rPr>
+                      <m:sty m:val="p"/>
+                    </m:rPr>
+                    <w:rPr>
+                      <w:rFonts w:ascii="Cambria Math" w:hAnsi="Cambria Math" w:cs="Times New Roman"/>
+                      <w:sz w:val="28"/>
+                      <w:szCs w:val="28"/>
+                      <w:lang w:val="en-IN"/>
+                    </w:rPr>
+                    <m:t>arcsinh</m:t>
+                  </m:r>
+                  <m:ctrlPr>
+                    <w:rPr>
+                      <w:rFonts w:ascii="Cambria Math" w:hAnsi="Cambria Math" w:cs="Times New Roman"/>
+                      <w:i/>
+                      <w:sz w:val="28"/>
+                      <w:szCs w:val="28"/>
+                      <w:lang w:val="en-IN"/>
+                    </w:rPr>
+                  </m:ctrlPr>
+                </m:fName>
+                <m:e>
+                  <m:d>
+                    <m:dPr>
+                      <m:ctrlPr>
+                        <w:rPr>
+                          <w:rFonts w:ascii="Cambria Math" w:hAnsi="Cambria Math" w:cs="Times New Roman"/>
+                          <w:i/>
+                          <w:sz w:val="28"/>
+                          <w:szCs w:val="28"/>
+                          <w:lang w:val="en-IN"/>
+                        </w:rPr>
+                      </m:ctrlPr>
+                    </m:dPr>
+                    <m:e>
+                      <m:r>
+                        <w:rPr>
+                          <w:rFonts w:ascii="Cambria Math" w:hAnsi="Cambria Math" w:cs="Times New Roman"/>
+                          <w:sz w:val="28"/>
+                          <w:szCs w:val="28"/>
+                          <w:lang w:val="en-IN"/>
+                        </w:rPr>
+                        <m:t>Q⋅</m:t>
+                      </m:r>
+                      <m:sSub>
+                        <m:sSubPr>
+                          <m:ctrlPr>
+                            <w:rPr>
+                              <w:rFonts w:ascii="Cambria Math" w:hAnsi="Cambria Math" w:cs="Times New Roman"/>
+                              <w:i/>
+                              <w:sz w:val="28"/>
+                              <w:szCs w:val="28"/>
+                              <w:lang w:val="en-IN"/>
+                            </w:rPr>
+                          </m:ctrlPr>
+                        </m:sSubPr>
+                        <m:e>
+                          <m:r>
+                            <w:rPr>
+                              <w:rFonts w:ascii="Cambria Math" w:hAnsi="Cambria Math" w:cs="Times New Roman"/>
+                              <w:sz w:val="28"/>
+                              <w:szCs w:val="28"/>
+                              <w:lang w:val="en-IN"/>
+                            </w:rPr>
+                            <m:t>I</m:t>
+                          </m:r>
+                        </m:e>
+                        <m:sub>
+                          <m:r>
+                            <w:rPr>
+                              <w:rFonts w:ascii="Cambria Math" w:hAnsi="Cambria Math" w:cs="Times New Roman"/>
+                              <w:sz w:val="28"/>
+                              <w:szCs w:val="28"/>
+                              <w:lang w:val="en-IN"/>
+                            </w:rPr>
+                            <m:t>in</m:t>
+                          </m:r>
+                        </m:sub>
+                      </m:sSub>
+                      <m:ctrlPr>
+                        <w:rPr>
+                          <w:rFonts w:ascii="Cambria Math" w:eastAsiaTheme="minorEastAsia" w:hAnsi="Cambria Math" w:cs="Times New Roman"/>
+                          <w:i/>
+                          <w:noProof/>
+                          <w:sz w:val="28"/>
+                          <w:szCs w:val="28"/>
+                          <w:lang w:val="en-IN"/>
+                        </w:rPr>
+                      </m:ctrlPr>
+                    </m:e>
+                  </m:d>
+                </m:e>
+              </m:func>
+            </m:num>
+            <m:den>
+              <m:r>
+                <m:rPr>
+                  <m:sty m:val="p"/>
+                </m:rPr>
+                <w:rPr>
+                  <w:rFonts w:ascii="Cambria Math" w:hAnsi="Cambria Math" w:cs="Times New Roman"/>
+                  <w:sz w:val="28"/>
+                  <w:szCs w:val="28"/>
+                  <w:lang w:val="en-IN"/>
+                </w:rPr>
+                <m:t>arcsinh⁡</m:t>
+              </m:r>
+              <m:r>
+                <w:rPr>
+                  <w:rFonts w:ascii="Cambria Math" w:hAnsi="Cambria Math" w:cs="Times New Roman"/>
+                  <w:sz w:val="28"/>
+                  <w:szCs w:val="28"/>
+                  <w:lang w:val="en-IN"/>
+                </w:rPr>
+                <m:t>(Q)</m:t>
+              </m:r>
+            </m:den>
+          </m:f>
+        </m:oMath>
+      </m:oMathPara>
+    </w:p>
+    <w:p>
+      <w:pPr>
+        <w:jc w:val="both"/>
+        <w:rPr>
+          <w:rFonts w:ascii="Times New Roman" w:eastAsiaTheme="minorEastAsia" w:hAnsi="Times New Roman" w:cs="Times New Roman"/>
+          <w:noProof/>
+          <w:sz w:val="32"/>
+          <w:szCs w:val="32"/>
+          <w:lang w:val="en-IN"/>
+        </w:rPr>
+      </w:pPr>
+    </w:p>
+    <w:p>
+      <w:pPr>
+        <w:jc w:val="both"/>
+        <w:rPr>
+          <w:rFonts w:ascii="Times New Roman" w:hAnsi="Times New Roman" w:cs="Times New Roman"/>
+          <w:sz w:val="24"/>
+          <w:szCs w:val="24"/>
+          <w:lang w:val="en-IN"/>
+        </w:rPr>
+      </w:pPr>
+      <w:r>
+        <w:rPr>
+          <w:rFonts w:ascii="Times New Roman" w:hAnsi="Times New Roman" w:cs="Times New Roman"/>
+          <w:sz w:val="24"/>
+          <w:szCs w:val="24"/>
+          <w:lang w:val="en-IN"/>
+        </w:rPr>
+        <w:t xml:space="preserve">Local contrast was further boosted using CLAHE (Contrast Limited Adaptive Histogram Equalization). </w:t>
+      </w:r>
+    </w:p>
+    <w:p>
+      <w:pPr>
+        <w:jc w:val="both"/>
+        <w:rPr>
+          <w:rFonts w:ascii="Times New Roman" w:hAnsi="Times New Roman" w:cs="Times New Roman"/>
+          <w:sz w:val="24"/>
+          <w:szCs w:val="24"/>
+          <w:lang w:val="en-IN"/>
+        </w:rPr>
+      </w:pPr>
+    </w:p>
+    <w:p>
+      <w:pPr>
+        <w:jc w:val="both"/>
+        <w:rPr>
+          <w:rFonts w:ascii="Times New Roman" w:hAnsi="Times New Roman" w:cs="Times New Roman"/>
+          <w:sz w:val="24"/>
+          <w:szCs w:val="24"/>
+          <w:lang w:val="en-IN"/>
+        </w:rPr>
+      </w:pPr>
+      <w:r>
+        <w:rPr>
+          <w:rFonts w:ascii="Times New Roman" w:hAnsi="Times New Roman" w:cs="Times New Roman"/>
+          <w:sz w:val="24"/>
+          <w:szCs w:val="24"/>
+          <w:lang w:val="en-IN"/>
+        </w:rPr>
+        <w:t xml:space="preserve">To objectively quantify the geometry of the expanding circumstellar ring, we implemented the </w:t>
+      </w:r>
+      <w:r>
+        <w:rPr>
+          <w:rFonts w:ascii="Times New Roman" w:hAnsi="Times New Roman" w:cs="Times New Roman"/>
+          <w:b/>
+          <w:bCs/>
+          <w:sz w:val="24"/>
+          <w:szCs w:val="24"/>
+          <w:lang w:val="en-IN"/>
+        </w:rPr>
+        <w:t>Hough Circle Transform (HCT)</w:t>
+      </w:r>
+      <w:r>
+        <w:rPr>
+          <w:rFonts w:ascii="Times New Roman" w:hAnsi="Times New Roman" w:cs="Times New Roman"/>
+          <w:sz w:val="24"/>
+          <w:szCs w:val="24"/>
+          <w:lang w:val="en-IN"/>
+        </w:rPr>
+        <w:t xml:space="preserve"> on the post-processed edge maps. By converting the edge-detected pixels from the spatial domain into a parametric accumulator space, the algorithm identifies the most probable circle </w:t>
+      </w:r>
+      <w:proofErr w:type="spellStart"/>
+      <w:r>
+        <w:rPr>
+          <w:rFonts w:ascii="Times New Roman" w:hAnsi="Times New Roman" w:cs="Times New Roman"/>
+          <w:sz w:val="24"/>
+          <w:szCs w:val="24"/>
+          <w:lang w:val="en-IN"/>
+        </w:rPr>
+        <w:t>center</w:t>
+      </w:r>
+      <w:proofErr w:type="spellEnd"/>
+      <w:r>
+        <w:rPr>
+          <w:rFonts w:ascii="Times New Roman" w:hAnsi="Times New Roman" w:cs="Times New Roman"/>
+          <w:sz w:val="24"/>
+          <w:szCs w:val="24"/>
+          <w:lang w:val="en-IN"/>
+        </w:rPr>
+        <w:t xml:space="preserve"> and radius via a voting mechanism. This automated approach successfully identified the ring structure with a detected radius of </w:t>
+      </w:r>
+      <w:r>
+        <w:rPr>
+          <w:rFonts w:ascii="Times New Roman" w:hAnsi="Times New Roman" w:cs="Times New Roman"/>
+          <w:b/>
+          <w:bCs/>
+          <w:sz w:val="24"/>
+          <w:szCs w:val="24"/>
+          <w:lang w:val="en-IN"/>
+        </w:rPr>
+        <w:t>0.92 arcsec</w:t>
+      </w:r>
+      <w:r>
+        <w:rPr>
+          <w:rFonts w:ascii="Times New Roman" w:hAnsi="Times New Roman" w:cs="Times New Roman"/>
+          <w:sz w:val="24"/>
+          <w:szCs w:val="24"/>
+          <w:lang w:val="en-IN"/>
+        </w:rPr>
+        <w:t xml:space="preserve">, providing the empirical foundation to confirm an </w:t>
+      </w:r>
+      <w:r>
+        <w:rPr>
+          <w:rFonts w:ascii="Times New Roman" w:hAnsi="Times New Roman" w:cs="Times New Roman"/>
+          <w:b/>
+          <w:bCs/>
+          <w:sz w:val="24"/>
+          <w:szCs w:val="24"/>
+          <w:lang w:val="en-IN"/>
+        </w:rPr>
+        <w:t>8% expansion</w:t>
+      </w:r>
+      <w:r>
+        <w:rPr>
+          <w:rFonts w:ascii="Times New Roman" w:hAnsi="Times New Roman" w:cs="Times New Roman"/>
+          <w:sz w:val="24"/>
+          <w:szCs w:val="24"/>
+          <w:lang w:val="en-IN"/>
+        </w:rPr>
+        <w:t xml:space="preserve"> of the material since 2015 observations. This transition from manual measurement to algorithmic detection removes human bias and allows for consistent monitoring of the supernova's interaction with the surrounding medium.</w:t>
+      </w:r>
+    </w:p>
+    <w:p>
+      <w:pPr>
+        <w:jc w:val="both"/>
+        <w:rPr>
+          <w:rFonts w:ascii="Times New Roman" w:hAnsi="Times New Roman" w:cs="Times New Roman"/>
+          <w:sz w:val="24"/>
+          <w:szCs w:val="24"/>
+          <w:lang w:val="en-IN"/>
+        </w:rPr>
+      </w:pPr>
+      <w:r>
+        <w:rPr>
+          <w:rFonts w:ascii="Times New Roman" w:hAnsi="Times New Roman" w:cs="Times New Roman"/>
+          <w:b/>
+          <w:bCs/>
+          <w:sz w:val="24"/>
+          <w:szCs w:val="24"/>
+          <w:lang w:val="en-IN"/>
+        </w:rPr>
+        <w:t>The Circular Parameterization:</w:t>
+      </w:r>
+    </w:p>
+    <w:p>
+      <w:pPr>
+        <w:jc w:val="both"/>
+        <w:rPr>
+          <w:rFonts w:ascii="Times New Roman" w:hAnsi="Times New Roman" w:cs="Times New Roman"/>
+          <w:sz w:val="24"/>
+          <w:szCs w:val="24"/>
+          <w:lang w:val="en-IN"/>
+        </w:rPr>
+      </w:pPr>
+      <w:r>
+        <w:rPr>
+          <w:rFonts w:ascii="Times New Roman" w:hAnsi="Times New Roman" w:cs="Times New Roman"/>
+          <w:sz w:val="24"/>
+          <w:szCs w:val="24"/>
+          <w:lang w:val="en-IN"/>
+        </w:rPr>
+        <w:t xml:space="preserve">The Hough Circle Transform relies on the parametric equation of a circle, where each </w:t>
+      </w:r>
+      <w:r>
+        <w:rPr>
+          <w:rFonts w:ascii="Times New Roman" w:hAnsi="Times New Roman" w:cs="Times New Roman"/>
+          <w:sz w:val="24"/>
+          <w:szCs w:val="24"/>
+          <w:lang w:val="en-IN"/>
+        </w:rPr>
+        <w:lastRenderedPageBreak/>
+        <w:t xml:space="preserve">edge point $(x, y)$ votes for a set of possible </w:t>
+      </w:r>
+      <w:proofErr w:type="spellStart"/>
+      <w:r>
+        <w:rPr>
+          <w:rFonts w:ascii="Times New Roman" w:hAnsi="Times New Roman" w:cs="Times New Roman"/>
+          <w:sz w:val="24"/>
+          <w:szCs w:val="24"/>
+          <w:lang w:val="en-IN"/>
+        </w:rPr>
+        <w:t>center</w:t>
+      </w:r>
+      <w:proofErr w:type="spellEnd"/>
+      <w:r>
+        <w:rPr>
+          <w:rFonts w:ascii="Times New Roman" w:hAnsi="Times New Roman" w:cs="Times New Roman"/>
+          <w:sz w:val="24"/>
+          <w:szCs w:val="24"/>
+          <w:lang w:val="en-IN"/>
+        </w:rPr>
+        <w:t xml:space="preserve"> points $(a, b)$ at a fixed radius $r$:</w:t>
+      </w:r>
+    </w:p>
+    <w:p>
+      <w:pPr>
+        <w:jc w:val="both"/>
+        <w:rPr>
+          <w:rFonts w:ascii="Times New Roman" w:hAnsi="Times New Roman" w:cs="Times New Roman"/>
+          <w:sz w:val="24"/>
+          <w:szCs w:val="24"/>
+          <w:lang w:val="en-IN"/>
+        </w:rPr>
+      </w:pPr>
+      <w:r>
+        <w:rPr>
+          <w:rFonts w:ascii="Times New Roman" w:hAnsi="Times New Roman" w:cs="Times New Roman"/>
+          <w:sz w:val="24"/>
+          <w:szCs w:val="24"/>
+          <w:lang w:val="en-IN"/>
+        </w:rPr>
+        <w:t>$$(x - a)^2 + (y - b)^2 = r^2$$</w:t>
+      </w:r>
+    </w:p>
+    <w:p>
+      <w:pPr>
+        <w:jc w:val="both"/>
+        <w:rPr>
+          <w:rFonts w:ascii="Times New Roman" w:hAnsi="Times New Roman" w:cs="Times New Roman"/>
+          <w:sz w:val="24"/>
+          <w:szCs w:val="24"/>
+          <w:lang w:val="en-IN"/>
+        </w:rPr>
+      </w:pPr>
+      <w:r>
+        <w:rPr>
+          <w:rFonts w:ascii="Times New Roman" w:hAnsi="Times New Roman" w:cs="Times New Roman"/>
+          <w:noProof/>
           <w:sz w:val="24"/>
           <w:szCs w:val="24"/>
           <w:lang w:val="en-IN"/>
         </w:rPr>
         <w:drawing>
-          <wp:inline distT="0" distB="0" distL="0" distR="0" wp14:anchorId="6D633DCA" wp14:editId="65F09AEB">
-            <wp:extent cx="2637155" cy="233680"/>
-            <wp:effectExtent l="0" t="0" r="0" b="0"/>
-            <wp:docPr id="1198710298" name="Picture 1"/>
+          <wp:anchor distT="0" distB="0" distL="114300" distR="114300" simplePos="0" relativeHeight="251660288" behindDoc="0" locked="0" layoutInCell="1" allowOverlap="1" wp14:anchorId="3D27A2B7" wp14:editId="1434BEDD">
+            <wp:simplePos x="0" y="0"/>
+            <wp:positionH relativeFrom="column">
+              <wp:posOffset>17634</wp:posOffset>
+            </wp:positionH>
+            <wp:positionV relativeFrom="paragraph">
+              <wp:posOffset>3103880</wp:posOffset>
+            </wp:positionV>
+            <wp:extent cx="2658110" cy="1821180"/>
+            <wp:effectExtent l="0" t="0" r="8890" b="7620"/>
+            <wp:wrapTopAndBottom/>
+            <wp:docPr id="455856650" name="Picture 1"/>
             <wp:cNvGraphicFramePr>
               <a:graphicFrameLocks xmlns:a="http://schemas.openxmlformats.org/drawingml/2006/main" noChangeAspect="1"/>
             </wp:cNvGraphicFramePr>
@@ -637,11 +2196,17 @@
               <a:graphicData uri="http://schemas.openxmlformats.org/drawingml/2006/picture">
                 <pic:pic xmlns:pic="http://schemas.openxmlformats.org/drawingml/2006/picture">
                   <pic:nvPicPr>
-                    <pic:cNvPr id="1198710298" name=""/>
+                    <pic:cNvPr id="455856650" name=""/>
                     <pic:cNvPicPr/>
                   </pic:nvPicPr>
                   <pic:blipFill>
-                    <a:blip r:embed="rId7"/>
+                    <a:blip r:embed="rId10" cstate="print">
+                      <a:extLst>
+                        <a:ext uri="{28A0092B-C50C-407E-A947-70E740481C1C}">
+                          <a14:useLocalDpi xmlns:a14="http://schemas.microsoft.com/office/drawing/2010/main" val="0"/>
+                        </a:ext>
+                      </a:extLst>
+                    </a:blip>
                     <a:stretch>
                       <a:fillRect/>
                     </a:stretch>
@@ -649,7 +2214,7 @@
                   <pic:spPr>
                     <a:xfrm>
                       <a:off x="0" y="0"/>
-                      <a:ext cx="2637155" cy="233680"/>
+                      <a:ext cx="2658110" cy="1821180"/>
                     </a:xfrm>
                     <a:prstGeom prst="rect">
                       <a:avLst/>
@@ -658,41 +2223,573 @@
                 </pic:pic>
               </a:graphicData>
             </a:graphic>
-          </wp:inline>
+            <wp14:sizeRelH relativeFrom="margin">
+              <wp14:pctWidth>0</wp14:pctWidth>
+            </wp14:sizeRelH>
+            <wp14:sizeRelV relativeFrom="margin">
+              <wp14:pctHeight>0</wp14:pctHeight>
+            </wp14:sizeRelV>
+          </wp:anchor>
         </w:drawing>
-      </w:r>
-      <w:r>
-        <w:rPr>
-          <w:rFonts w:ascii="Times New Roman" w:hAnsi="Times New Roman" w:cs="Times New Roman"/>
-          <w:sz w:val="24"/>
-          <w:szCs w:val="24"/>
-          <w:lang w:val="en-IN"/>
-        </w:rPr>
-        <w:t>For visualization, we applied the Lupton asinh stretch for dynamic range compression, allowing the faint inner ejecta and the bright ring to be visible simultaneously:</w:t>
       </w:r>
     </w:p>
     <w:p>
       <w:pPr>
-        <w:jc w:val="center"/>
-        <w:rPr>
-          <w:rFonts w:ascii="Times New Roman" w:hAnsi="Times New Roman" w:cs="Times New Roman"/>
-          <w:sz w:val="24"/>
-          <w:szCs w:val="24"/>
-          <w:lang w:val="en-IN"/>
-        </w:rPr>
-      </w:pPr>
-      <w:r>
-        <w:rPr>
-          <w:rFonts w:ascii="Times New Roman" w:hAnsi="Times New Roman" w:cs="Times New Roman"/>
+        <w:jc w:val="both"/>
+        <w:rPr>
+          <w:rFonts w:ascii="Times New Roman" w:hAnsi="Times New Roman" w:cs="Times New Roman"/>
+          <w:sz w:val="24"/>
+          <w:szCs w:val="24"/>
+          <w:lang w:val="en-IN"/>
+        </w:rPr>
+      </w:pPr>
+    </w:p>
+    <w:p>
+      <w:pPr>
+        <w:jc w:val="both"/>
+        <w:rPr>
+          <w:rFonts w:ascii="Times New Roman" w:hAnsi="Times New Roman" w:cs="Times New Roman"/>
+          <w:b/>
+          <w:bCs/>
+          <w:sz w:val="24"/>
+          <w:szCs w:val="24"/>
+          <w:lang w:val="en-IN"/>
+        </w:rPr>
+      </w:pPr>
+      <w:r>
+        <w:rPr>
+          <w:rFonts w:ascii="Times New Roman" w:hAnsi="Times New Roman" w:cs="Times New Roman"/>
+          <w:b/>
+          <w:bCs/>
+          <w:sz w:val="24"/>
+          <w:szCs w:val="24"/>
+          <w:lang w:val="en-IN"/>
+        </w:rPr>
+        <w:t>5. Results and Discussion</w:t>
+      </w:r>
+    </w:p>
+    <w:p>
+      <w:pPr>
+        <w:jc w:val="both"/>
+        <w:rPr>
+          <w:rFonts w:ascii="Times New Roman" w:hAnsi="Times New Roman" w:cs="Times New Roman"/>
+          <w:sz w:val="24"/>
+          <w:szCs w:val="24"/>
+          <w:lang w:val="en-IN"/>
+        </w:rPr>
+      </w:pPr>
+      <w:r>
+        <w:rPr>
+          <w:rFonts w:ascii="Times New Roman" w:hAnsi="Times New Roman" w:cs="Times New Roman"/>
+          <w:sz w:val="24"/>
+          <w:szCs w:val="24"/>
+          <w:lang w:val="en-IN"/>
+        </w:rPr>
+        <w:t xml:space="preserve">The pipeline achieved a 39x improvement in signal clarity for the MIRI dataset. We quantify this using the Signal-to-Noise Ratio (SNR), defined as the ratio of the mean ring signal </w:t>
+      </w:r>
+      <m:oMath>
+        <m:d>
+          <m:dPr>
+            <m:ctrlPr>
+              <w:rPr>
+                <w:rFonts w:ascii="Cambria Math" w:hAnsi="Cambria Math" w:cs="Times New Roman"/>
+                <w:i/>
+                <w:sz w:val="24"/>
+                <w:szCs w:val="24"/>
+                <w:lang w:val="en-IN"/>
+              </w:rPr>
+            </m:ctrlPr>
+          </m:dPr>
+          <m:e>
+            <m:sSub>
+              <m:sSubPr>
+                <m:ctrlPr>
+                  <w:rPr>
+                    <w:rFonts w:ascii="Cambria Math" w:hAnsi="Cambria Math" w:cs="Times New Roman"/>
+                    <w:i/>
+                    <w:sz w:val="24"/>
+                    <w:szCs w:val="24"/>
+                    <w:lang w:val="en-IN"/>
+                  </w:rPr>
+                </m:ctrlPr>
+              </m:sSubPr>
+              <m:e>
+                <m:r>
+                  <w:rPr>
+                    <w:rFonts w:ascii="Cambria Math" w:hAnsi="Cambria Math" w:cs="Times New Roman"/>
+                    <w:sz w:val="24"/>
+                    <w:szCs w:val="24"/>
+                    <w:lang w:val="en-IN"/>
+                  </w:rPr>
+                  <m:t>µ</m:t>
+                </m:r>
+              </m:e>
+              <m:sub>
+                <m:r>
+                  <w:rPr>
+                    <w:rFonts w:ascii="Cambria Math" w:hAnsi="Cambria Math" w:cs="Times New Roman"/>
+                    <w:sz w:val="24"/>
+                    <w:szCs w:val="24"/>
+                    <w:lang w:val="en-IN"/>
+                  </w:rPr>
+                  <m:t>signal</m:t>
+                </m:r>
+              </m:sub>
+            </m:sSub>
+          </m:e>
+        </m:d>
+      </m:oMath>
+      <w:r>
+        <w:rPr>
+          <w:rFonts w:ascii="Times New Roman" w:hAnsi="Times New Roman" w:cs="Times New Roman"/>
+          <w:sz w:val="24"/>
+          <w:szCs w:val="24"/>
+          <w:lang w:val="en-IN"/>
+        </w:rPr>
+        <w:t xml:space="preserve"> to the background standard</w:t>
+      </w:r>
+      <w:r>
+        <w:rPr>
+          <w:rFonts w:ascii="Times New Roman" w:hAnsi="Times New Roman" w:cs="Times New Roman"/>
+          <w:sz w:val="24"/>
+          <w:szCs w:val="24"/>
+          <w:lang w:val="en-IN"/>
+        </w:rPr>
+        <w:t xml:space="preserve"> </w:t>
+      </w:r>
+      <w:r>
+        <w:rPr>
+          <w:rFonts w:ascii="Times New Roman" w:hAnsi="Times New Roman" w:cs="Times New Roman"/>
+          <w:sz w:val="24"/>
+          <w:szCs w:val="24"/>
+          <w:lang w:val="en-IN"/>
+        </w:rPr>
+        <w:t xml:space="preserve">deviation </w:t>
+      </w:r>
+      <m:oMath>
+        <m:d>
+          <m:dPr>
+            <m:ctrlPr>
+              <w:rPr>
+                <w:rFonts w:ascii="Cambria Math" w:hAnsi="Cambria Math" w:cs="Times New Roman"/>
+                <w:i/>
+                <w:sz w:val="24"/>
+                <w:szCs w:val="24"/>
+                <w:lang w:val="en-IN"/>
+              </w:rPr>
+            </m:ctrlPr>
+          </m:dPr>
+          <m:e>
+            <m:sSub>
+              <m:sSubPr>
+                <m:ctrlPr>
+                  <w:rPr>
+                    <w:rFonts w:ascii="Cambria Math" w:hAnsi="Cambria Math" w:cs="Times New Roman"/>
+                    <w:i/>
+                    <w:sz w:val="24"/>
+                    <w:szCs w:val="24"/>
+                    <w:lang w:val="en-IN"/>
+                  </w:rPr>
+                </m:ctrlPr>
+              </m:sSubPr>
+              <m:e>
+                <m:r>
+                  <w:rPr>
+                    <w:rFonts w:ascii="Cambria Math" w:hAnsi="Cambria Math" w:cs="Times New Roman"/>
+                    <w:sz w:val="24"/>
+                    <w:szCs w:val="24"/>
+                    <w:lang w:val="en-IN"/>
+                  </w:rPr>
+                  <m:t>σ</m:t>
+                </m:r>
+              </m:e>
+              <m:sub>
+                <m:r>
+                  <w:rPr>
+                    <w:rFonts w:ascii="Cambria Math" w:hAnsi="Cambria Math" w:cs="Times New Roman"/>
+                    <w:sz w:val="24"/>
+                    <w:szCs w:val="24"/>
+                    <w:lang w:val="en-IN"/>
+                  </w:rPr>
+                  <m:t>noise</m:t>
+                </m:r>
+              </m:sub>
+            </m:sSub>
+          </m:e>
+        </m:d>
+      </m:oMath>
+      <w:r>
+        <w:rPr>
+          <w:rFonts w:ascii="Times New Roman" w:eastAsiaTheme="minorEastAsia" w:hAnsi="Times New Roman" w:cs="Times New Roman"/>
+          <w:sz w:val="24"/>
+          <w:szCs w:val="24"/>
+          <w:lang w:val="en-IN"/>
+        </w:rPr>
+        <w:t>:</w:t>
+      </w:r>
+    </w:p>
+    <w:p>
+      <w:pPr>
+        <w:jc w:val="both"/>
+        <w:rPr>
+          <w:rFonts w:ascii="Times New Roman" w:eastAsiaTheme="minorEastAsia" w:hAnsi="Times New Roman" w:cs="Times New Roman"/>
+          <w:sz w:val="32"/>
+          <w:szCs w:val="32"/>
+          <w:lang w:val="en-IN"/>
+        </w:rPr>
+      </w:pPr>
+      <m:oMathPara>
+        <m:oMath>
+          <m:r>
+            <w:rPr>
+              <w:rFonts w:ascii="Cambria Math" w:eastAsiaTheme="minorEastAsia" w:hAnsi="Cambria Math" w:cs="Times New Roman"/>
+              <w:sz w:val="32"/>
+              <w:szCs w:val="32"/>
+              <w:lang w:val="en-IN"/>
+            </w:rPr>
+            <m:t xml:space="preserve">SNR = </m:t>
+          </m:r>
+          <m:f>
+            <m:fPr>
+              <m:ctrlPr>
+                <w:rPr>
+                  <w:rFonts w:ascii="Cambria Math" w:hAnsi="Cambria Math" w:cs="Times New Roman"/>
+                  <w:i/>
+                  <w:sz w:val="32"/>
+                  <w:szCs w:val="32"/>
+                  <w:lang w:val="en-IN"/>
+                </w:rPr>
+              </m:ctrlPr>
+            </m:fPr>
+            <m:num>
+              <m:sSub>
+                <m:sSubPr>
+                  <m:ctrlPr>
+                    <w:rPr>
+                      <w:rFonts w:ascii="Cambria Math" w:hAnsi="Cambria Math" w:cs="Times New Roman"/>
+                      <w:i/>
+                      <w:sz w:val="32"/>
+                      <w:szCs w:val="32"/>
+                    </w:rPr>
+                  </m:ctrlPr>
+                </m:sSubPr>
+                <m:e>
+                  <m:r>
+                    <w:rPr>
+                      <w:rFonts w:ascii="Cambria Math" w:hAnsi="Cambria Math" w:cs="Times New Roman"/>
+                      <w:sz w:val="32"/>
+                      <w:szCs w:val="32"/>
+                      <w:lang w:val="en-IN"/>
+                    </w:rPr>
+                    <m:t>µ</m:t>
+                  </m:r>
+                </m:e>
+                <m:sub>
+                  <m:r>
+                    <w:rPr>
+                      <w:rFonts w:ascii="Cambria Math" w:hAnsi="Cambria Math" w:cs="Times New Roman"/>
+                      <w:sz w:val="32"/>
+                      <w:szCs w:val="32"/>
+                      <w:lang w:val="en-IN"/>
+                    </w:rPr>
+                    <m:t>signal</m:t>
+                  </m:r>
+                </m:sub>
+              </m:sSub>
+            </m:num>
+            <m:den>
+              <m:sSub>
+                <m:sSubPr>
+                  <m:ctrlPr>
+                    <w:rPr>
+                      <w:rFonts w:ascii="Cambria Math" w:hAnsi="Cambria Math" w:cs="Times New Roman"/>
+                      <w:i/>
+                      <w:sz w:val="32"/>
+                      <w:szCs w:val="32"/>
+                      <w:lang w:val="en-IN"/>
+                    </w:rPr>
+                  </m:ctrlPr>
+                </m:sSubPr>
+                <m:e>
+                  <m:r>
+                    <w:rPr>
+                      <w:rFonts w:ascii="Cambria Math" w:hAnsi="Cambria Math" w:cs="Times New Roman"/>
+                      <w:sz w:val="32"/>
+                      <w:szCs w:val="32"/>
+                      <w:lang w:val="en-IN"/>
+                    </w:rPr>
+                    <m:t>σ</m:t>
+                  </m:r>
+                </m:e>
+                <m:sub>
+                  <m:r>
+                    <w:rPr>
+                      <w:rFonts w:ascii="Cambria Math" w:hAnsi="Cambria Math" w:cs="Times New Roman"/>
+                      <w:sz w:val="32"/>
+                      <w:szCs w:val="32"/>
+                      <w:lang w:val="en-IN"/>
+                    </w:rPr>
+                    <m:t>noise</m:t>
+                  </m:r>
+                </m:sub>
+              </m:sSub>
+            </m:den>
+          </m:f>
+        </m:oMath>
+      </m:oMathPara>
+    </w:p>
+    <w:p>
+      <w:pPr>
+        <w:jc w:val="both"/>
+        <w:rPr>
+          <w:rFonts w:ascii="Times New Roman" w:hAnsi="Times New Roman" w:cs="Times New Roman"/>
+          <w:sz w:val="24"/>
+          <w:szCs w:val="24"/>
+          <w:lang w:val="en-IN"/>
+        </w:rPr>
+      </w:pPr>
+      <w:r>
+        <w:rPr>
+          <w:rFonts w:ascii="Times New Roman" w:hAnsi="Times New Roman" w:cs="Times New Roman"/>
+          <w:sz w:val="24"/>
+          <w:szCs w:val="24"/>
+          <w:lang w:val="en-IN"/>
+        </w:rPr>
+        <w:t>MIRI F1000W SNR increased from 0.01 to 0.39. While similarity metrics</w:t>
+      </w:r>
+      <w:r>
+        <w:rPr>
+          <w:rFonts w:ascii="Times New Roman" w:hAnsi="Times New Roman" w:cs="Times New Roman"/>
+          <w:sz w:val="24"/>
+          <w:szCs w:val="24"/>
+          <w:lang w:val="en-IN"/>
+        </w:rPr>
+        <w:t xml:space="preserve">, </w:t>
+      </w:r>
+      <w:r>
+        <w:rPr>
+          <w:rFonts w:ascii="Times New Roman" w:hAnsi="Times New Roman" w:cs="Times New Roman"/>
+          <w:sz w:val="24"/>
+          <w:szCs w:val="24"/>
+          <w:lang w:val="en-IN"/>
+        </w:rPr>
+        <w:t xml:space="preserve">Peak Signal-to-Noise Ratio (PSNR) and SSIM—were low (PSNR = 10.72 dB, SSIM = 0.2337), these values confirm the successful isolation of the ring through aggressive enhancement. PSNR is defined via the Mean Squared Error (MSE): </w:t>
+      </w:r>
+    </w:p>
+    <w:p>
+      <w:pPr>
+        <w:jc w:val="both"/>
+        <w:rPr>
+          <w:rFonts w:ascii="Times New Roman" w:hAnsi="Times New Roman" w:cs="Times New Roman"/>
+          <w:sz w:val="28"/>
+          <w:szCs w:val="28"/>
+          <w:lang w:val="en-IN"/>
+        </w:rPr>
+      </w:pPr>
+      <m:oMathPara>
+        <m:oMath>
+          <m:r>
+            <w:rPr>
+              <w:rFonts w:ascii="Cambria Math" w:hAnsi="Cambria Math" w:cs="Times New Roman"/>
+              <w:sz w:val="28"/>
+              <w:szCs w:val="28"/>
+              <w:lang w:val="en-IN"/>
+            </w:rPr>
+            <m:t>PSNR = 10⋅</m:t>
+          </m:r>
+          <m:func>
+            <m:funcPr>
+              <m:ctrlPr>
+                <w:rPr>
+                  <w:rFonts w:ascii="Cambria Math" w:hAnsi="Cambria Math" w:cs="Times New Roman"/>
+                  <w:i/>
+                  <w:sz w:val="28"/>
+                  <w:szCs w:val="28"/>
+                  <w:lang w:val="en-IN"/>
+                </w:rPr>
+              </m:ctrlPr>
+            </m:funcPr>
+            <m:fName>
+              <m:sSub>
+                <m:sSubPr>
+                  <m:ctrlPr>
+                    <w:rPr>
+                      <w:rFonts w:ascii="Cambria Math" w:hAnsi="Cambria Math" w:cs="Times New Roman"/>
+                      <w:i/>
+                      <w:sz w:val="28"/>
+                      <w:szCs w:val="28"/>
+                      <w:lang w:val="en-IN"/>
+                    </w:rPr>
+                  </m:ctrlPr>
+                </m:sSubPr>
+                <m:e>
+                  <m:r>
+                    <m:rPr>
+                      <m:sty m:val="p"/>
+                    </m:rPr>
+                    <w:rPr>
+                      <w:rFonts w:ascii="Cambria Math" w:hAnsi="Cambria Math" w:cs="Times New Roman"/>
+                      <w:sz w:val="28"/>
+                      <w:szCs w:val="28"/>
+                      <w:lang w:val="en-IN"/>
+                    </w:rPr>
+                    <m:t>log</m:t>
+                  </m:r>
+                </m:e>
+                <m:sub>
+                  <m:r>
+                    <w:rPr>
+                      <w:rFonts w:ascii="Cambria Math" w:hAnsi="Cambria Math" w:cs="Times New Roman"/>
+                      <w:sz w:val="28"/>
+                      <w:szCs w:val="28"/>
+                      <w:lang w:val="en-IN"/>
+                    </w:rPr>
+                    <m:t>10</m:t>
+                  </m:r>
+                  <m:ctrlPr>
+                    <w:rPr>
+                      <w:rFonts w:ascii="Cambria Math" w:hAnsi="Cambria Math" w:cs="Times New Roman"/>
+                      <w:sz w:val="28"/>
+                      <w:szCs w:val="28"/>
+                      <w:lang w:val="en-IN"/>
+                    </w:rPr>
+                  </m:ctrlPr>
+                </m:sub>
+              </m:sSub>
+            </m:fName>
+            <m:e>
+              <m:d>
+                <m:dPr>
+                  <m:ctrlPr>
+                    <w:rPr>
+                      <w:rFonts w:ascii="Cambria Math" w:hAnsi="Cambria Math" w:cs="Times New Roman"/>
+                      <w:i/>
+                      <w:sz w:val="28"/>
+                      <w:szCs w:val="28"/>
+                      <w:lang w:val="en-IN"/>
+                    </w:rPr>
+                  </m:ctrlPr>
+                </m:dPr>
+                <m:e>
+                  <m:f>
+                    <m:fPr>
+                      <m:ctrlPr>
+                        <w:rPr>
+                          <w:rFonts w:ascii="Cambria Math" w:hAnsi="Cambria Math" w:cs="Times New Roman"/>
+                          <w:i/>
+                          <w:sz w:val="28"/>
+                          <w:szCs w:val="28"/>
+                          <w:lang w:val="en-IN"/>
+                        </w:rPr>
+                      </m:ctrlPr>
+                    </m:fPr>
+                    <m:num>
+                      <m:r>
+                        <w:rPr>
+                          <w:rFonts w:ascii="Cambria Math" w:hAnsi="Cambria Math" w:cs="Times New Roman"/>
+                          <w:sz w:val="28"/>
+                          <w:szCs w:val="28"/>
+                          <w:lang w:val="en-IN"/>
+                        </w:rPr>
+                        <m:t>MA</m:t>
+                      </m:r>
+                      <m:sSubSup>
+                        <m:sSubSupPr>
+                          <m:ctrlPr>
+                            <w:rPr>
+                              <w:rFonts w:ascii="Cambria Math" w:hAnsi="Cambria Math" w:cs="Times New Roman"/>
+                              <w:i/>
+                              <w:sz w:val="28"/>
+                              <w:szCs w:val="28"/>
+                              <w:lang w:val="en-IN"/>
+                            </w:rPr>
+                          </m:ctrlPr>
+                        </m:sSubSupPr>
+                        <m:e>
+                          <m:r>
+                            <w:rPr>
+                              <w:rFonts w:ascii="Cambria Math" w:hAnsi="Cambria Math" w:cs="Times New Roman"/>
+                              <w:sz w:val="28"/>
+                              <w:szCs w:val="28"/>
+                              <w:lang w:val="en-IN"/>
+                            </w:rPr>
+                            <m:t>X</m:t>
+                          </m:r>
+                        </m:e>
+                        <m:sub>
+                          <m:r>
+                            <w:rPr>
+                              <w:rFonts w:ascii="Cambria Math" w:hAnsi="Cambria Math" w:cs="Times New Roman"/>
+                              <w:sz w:val="28"/>
+                              <w:szCs w:val="28"/>
+                              <w:lang w:val="en-IN"/>
+                            </w:rPr>
+                            <m:t>I</m:t>
+                          </m:r>
+                        </m:sub>
+                        <m:sup>
+                          <m:r>
+                            <w:rPr>
+                              <w:rFonts w:ascii="Cambria Math" w:hAnsi="Cambria Math" w:cs="Times New Roman"/>
+                              <w:sz w:val="28"/>
+                              <w:szCs w:val="28"/>
+                              <w:lang w:val="en-IN"/>
+                            </w:rPr>
+                            <m:t>2</m:t>
+                          </m:r>
+                        </m:sup>
+                      </m:sSubSup>
+                    </m:num>
+                    <m:den>
+                      <m:r>
+                        <w:rPr>
+                          <w:rFonts w:ascii="Cambria Math" w:hAnsi="Cambria Math" w:cs="Times New Roman"/>
+                          <w:sz w:val="28"/>
+                          <w:szCs w:val="28"/>
+                          <w:lang w:val="en-IN"/>
+                        </w:rPr>
+                        <m:t>MSE</m:t>
+                      </m:r>
+                    </m:den>
+                  </m:f>
+                </m:e>
+              </m:d>
+            </m:e>
+          </m:func>
+        </m:oMath>
+      </m:oMathPara>
+    </w:p>
+    <w:p>
+      <w:pPr>
+        <w:jc w:val="both"/>
+        <w:rPr>
+          <w:rFonts w:ascii="Times New Roman" w:hAnsi="Times New Roman" w:cs="Times New Roman"/>
+          <w:sz w:val="24"/>
+          <w:szCs w:val="24"/>
+          <w:lang w:val="en-IN"/>
+        </w:rPr>
+      </w:pPr>
+      <w:r>
+        <w:rPr>
+          <w:rFonts w:ascii="Times New Roman" w:hAnsi="Times New Roman" w:cs="Times New Roman"/>
+          <w:noProof/>
           <w:sz w:val="24"/>
           <w:szCs w:val="24"/>
           <w:lang w:val="en-IN"/>
         </w:rPr>
         <w:drawing>
-          <wp:inline distT="0" distB="0" distL="0" distR="0" wp14:anchorId="1BB27A57" wp14:editId="68118EB2">
-            <wp:extent cx="2174098" cy="580562"/>
+          <wp:anchor distT="0" distB="0" distL="114300" distR="114300" simplePos="0" relativeHeight="251664384" behindDoc="0" locked="0" layoutInCell="1" allowOverlap="1" wp14:anchorId="09242852" wp14:editId="41BEF143">
+            <wp:simplePos x="0" y="0"/>
+            <wp:positionH relativeFrom="column">
+              <wp:posOffset>0</wp:posOffset>
+            </wp:positionH>
+            <wp:positionV relativeFrom="paragraph">
+              <wp:posOffset>871899</wp:posOffset>
+            </wp:positionV>
+            <wp:extent cx="2637155" cy="1774190"/>
             <wp:effectExtent l="0" t="0" r="0" b="0"/>
-            <wp:docPr id="991974109" name="Picture 1"/>
+            <wp:wrapTopAndBottom/>
+            <wp:docPr id="1568367059" name="Picture 3"/>
             <wp:cNvGraphicFramePr>
               <a:graphicFrameLocks xmlns:a="http://schemas.openxmlformats.org/drawingml/2006/main" noChangeAspect="1"/>
             </wp:cNvGraphicFramePr>
@@ -700,11 +2797,17 @@
               <a:graphicData uri="http://schemas.openxmlformats.org/drawingml/2006/picture">
                 <pic:pic xmlns:pic="http://schemas.openxmlformats.org/drawingml/2006/picture">
                   <pic:nvPicPr>
-                    <pic:cNvPr id="991974109" name=""/>
+                    <pic:cNvPr id="1568367059" name="Picture 1568367059"/>
                     <pic:cNvPicPr/>
                   </pic:nvPicPr>
                   <pic:blipFill>
-                    <a:blip r:embed="rId8"/>
+                    <a:blip r:embed="rId11" cstate="print">
+                      <a:extLst>
+                        <a:ext uri="{28A0092B-C50C-407E-A947-70E740481C1C}">
+                          <a14:useLocalDpi xmlns:a14="http://schemas.microsoft.com/office/drawing/2010/main" val="0"/>
+                        </a:ext>
+                      </a:extLst>
+                    </a:blip>
                     <a:stretch>
                       <a:fillRect/>
                     </a:stretch>
@@ -712,7 +2815,7 @@
                   <pic:spPr>
                     <a:xfrm>
                       <a:off x="0" y="0"/>
-                      <a:ext cx="2178455" cy="581725"/>
+                      <a:ext cx="2637155" cy="1774190"/>
                     </a:xfrm>
                     <a:prstGeom prst="rect">
                       <a:avLst/>
@@ -721,8 +2824,17 @@
                 </pic:pic>
               </a:graphicData>
             </a:graphic>
-          </wp:inline>
+          </wp:anchor>
         </w:drawing>
+      </w:r>
+      <w:r>
+        <w:rPr>
+          <w:rFonts w:ascii="Times New Roman" w:hAnsi="Times New Roman" w:cs="Times New Roman"/>
+          <w:sz w:val="24"/>
+          <w:szCs w:val="24"/>
+          <w:lang w:val="en-IN"/>
+        </w:rPr>
+        <w:t>Finally, Principal Component Analysis (PCA) isolated the ring’s thermal dust signature in PC2 (10.7% variance), effectively separating it from the stellar background.</w:t>
       </w:r>
     </w:p>
     <w:p>
@@ -735,111 +2847,38 @@
           <w:lang w:val="en-IN"/>
         </w:rPr>
       </w:pPr>
-      <w:r>
-        <w:rPr>
-          <w:rFonts w:ascii="Times New Roman" w:hAnsi="Times New Roman" w:cs="Times New Roman"/>
-          <w:sz w:val="24"/>
-          <w:szCs w:val="24"/>
-          <w:lang w:val="en-IN"/>
-        </w:rPr>
-        <w:t xml:space="preserve">Local contrast was further boosted using CLAHE (Contrast Limited Adaptive Histogram Equalization). </w:t>
-      </w:r>
     </w:p>
     <w:p>
       <w:pPr>
         <w:jc w:val="both"/>
         <w:rPr>
           <w:rFonts w:ascii="Times New Roman" w:hAnsi="Times New Roman" w:cs="Times New Roman"/>
-          <w:b/>
-          <w:bCs/>
-          <w:sz w:val="24"/>
-          <w:szCs w:val="24"/>
-          <w:lang w:val="en-IN"/>
-        </w:rPr>
-      </w:pPr>
-      <w:r>
-        <w:rPr>
-          <w:rFonts w:ascii="Times New Roman" w:hAnsi="Times New Roman" w:cs="Times New Roman"/>
-          <w:b/>
-          <w:bCs/>
-          <w:sz w:val="24"/>
-          <w:szCs w:val="24"/>
-          <w:lang w:val="en-IN"/>
-        </w:rPr>
-        <w:t>5. Results and Discussion</w:t>
-      </w:r>
-    </w:p>
-    <w:p>
-      <w:pPr>
-        <w:jc w:val="both"/>
-        <w:rPr>
-          <w:rFonts w:ascii="Times New Roman" w:hAnsi="Times New Roman" w:cs="Times New Roman"/>
-          <w:sz w:val="24"/>
-          <w:szCs w:val="24"/>
-          <w:lang w:val="en-IN"/>
-        </w:rPr>
-      </w:pPr>
-      <w:r>
-        <w:rPr>
-          <w:rFonts w:ascii="Times New Roman" w:hAnsi="Times New Roman" w:cs="Times New Roman"/>
-          <w:sz w:val="24"/>
-          <w:szCs w:val="24"/>
-          <w:lang w:val="en-IN"/>
-        </w:rPr>
-        <w:t>The pipeline achieved a 39x improvement in signal clarity for the MIRI dataset. We quantify this using the Signal-to-Noise Ratio (SNR), defined as the ratio of the mean ring signal ($\mu_{signal}$) to the background standard</w:t>
-      </w:r>
-      <w:r>
-        <w:rPr>
-          <w:rFonts w:ascii="Times New Roman" w:hAnsi="Times New Roman" w:cs="Times New Roman"/>
-          <w:sz w:val="24"/>
-          <w:szCs w:val="24"/>
-          <w:lang w:val="en-IN"/>
-        </w:rPr>
-        <w:t xml:space="preserve"> </w:t>
-      </w:r>
-      <w:proofErr w:type="gramStart"/>
-      <w:r>
-        <w:rPr>
-          <w:rFonts w:ascii="Times New Roman" w:hAnsi="Times New Roman" w:cs="Times New Roman"/>
-          <w:sz w:val="24"/>
-          <w:szCs w:val="24"/>
-          <w:lang w:val="en-IN"/>
-        </w:rPr>
-        <w:t>deviation :</w:t>
-      </w:r>
-      <w:proofErr w:type="gramEnd"/>
-      <w:r>
-        <w:rPr>
-          <w:rFonts w:ascii="Times New Roman" w:hAnsi="Times New Roman" w:cs="Times New Roman"/>
-          <w:sz w:val="24"/>
-          <w:szCs w:val="24"/>
-          <w:lang w:val="en-IN"/>
-        </w:rPr>
-        <w:t xml:space="preserve"> </w:t>
-      </w:r>
-    </w:p>
-    <w:p>
-      <w:pPr>
-        <w:jc w:val="center"/>
-        <w:rPr>
-          <w:rFonts w:ascii="Times New Roman" w:hAnsi="Times New Roman" w:cs="Times New Roman"/>
-          <w:sz w:val="24"/>
-          <w:szCs w:val="24"/>
-          <w:lang w:val="en-IN"/>
-        </w:rPr>
-      </w:pPr>
-      <w:r>
-        <w:rPr>
-          <w:rFonts w:ascii="Times New Roman" w:hAnsi="Times New Roman" w:cs="Times New Roman"/>
+          <w:sz w:val="24"/>
+          <w:szCs w:val="24"/>
+          <w:lang w:val="en-IN"/>
+        </w:rPr>
+      </w:pPr>
+      <w:r>
+        <w:rPr>
+          <w:rFonts w:ascii="Times New Roman" w:hAnsi="Times New Roman" w:cs="Times New Roman"/>
+          <w:noProof/>
           <w:sz w:val="24"/>
           <w:szCs w:val="24"/>
           <w:lang w:val="en-IN"/>
         </w:rPr>
         <w:drawing>
-          <wp:inline distT="0" distB="0" distL="0" distR="0" wp14:anchorId="2CD20085" wp14:editId="64D6FC04">
-            <wp:extent cx="1342825" cy="488963"/>
-            <wp:effectExtent l="0" t="0" r="0" b="6350"/>
-            <wp:docPr id="2069572478" name="Picture 1"/>
+          <wp:anchor distT="0" distB="0" distL="114300" distR="114300" simplePos="0" relativeHeight="251663360" behindDoc="0" locked="0" layoutInCell="1" allowOverlap="1" wp14:anchorId="590A56D5" wp14:editId="65908A4C">
+            <wp:simplePos x="0" y="0"/>
+            <wp:positionH relativeFrom="column">
+              <wp:posOffset>0</wp:posOffset>
+            </wp:positionH>
+            <wp:positionV relativeFrom="paragraph">
+              <wp:posOffset>328886</wp:posOffset>
+            </wp:positionV>
+            <wp:extent cx="2637155" cy="1776730"/>
+            <wp:effectExtent l="0" t="0" r="0" b="0"/>
+            <wp:wrapTopAndBottom/>
+            <wp:docPr id="2106454188" name="Picture 4"/>
             <wp:cNvGraphicFramePr>
               <a:graphicFrameLocks xmlns:a="http://schemas.openxmlformats.org/drawingml/2006/main" noChangeAspect="1"/>
             </wp:cNvGraphicFramePr>
@@ -847,11 +2886,17 @@
               <a:graphicData uri="http://schemas.openxmlformats.org/drawingml/2006/picture">
                 <pic:pic xmlns:pic="http://schemas.openxmlformats.org/drawingml/2006/picture">
                   <pic:nvPicPr>
-                    <pic:cNvPr id="2069572478" name=""/>
+                    <pic:cNvPr id="2106454188" name="Picture 2106454188"/>
                     <pic:cNvPicPr/>
                   </pic:nvPicPr>
                   <pic:blipFill>
-                    <a:blip r:embed="rId9"/>
+                    <a:blip r:embed="rId12" cstate="print">
+                      <a:extLst>
+                        <a:ext uri="{28A0092B-C50C-407E-A947-70E740481C1C}">
+                          <a14:useLocalDpi xmlns:a14="http://schemas.microsoft.com/office/drawing/2010/main" val="0"/>
+                        </a:ext>
+                      </a:extLst>
+                    </a:blip>
                     <a:stretch>
                       <a:fillRect/>
                     </a:stretch>
@@ -859,7 +2904,7 @@
                   <pic:spPr>
                     <a:xfrm>
                       <a:off x="0" y="0"/>
-                      <a:ext cx="1344664" cy="489632"/>
+                      <a:ext cx="2637155" cy="1776730"/>
                     </a:xfrm>
                     <a:prstGeom prst="rect">
                       <a:avLst/>
@@ -868,7 +2913,7 @@
                 </pic:pic>
               </a:graphicData>
             </a:graphic>
-          </wp:inline>
+          </wp:anchor>
         </w:drawing>
       </w:r>
     </w:p>
@@ -882,87 +2927,6 @@
           <w:lang w:val="en-IN"/>
         </w:rPr>
       </w:pPr>
-      <w:r>
-        <w:rPr>
-          <w:rFonts w:ascii="Times New Roman" w:hAnsi="Times New Roman" w:cs="Times New Roman"/>
-          <w:sz w:val="24"/>
-          <w:szCs w:val="24"/>
-          <w:lang w:val="en-IN"/>
-        </w:rPr>
-        <w:t xml:space="preserve">MIRI F1000W SNR increased from 0.01 to 0.39. While similarity metrics—Peak Signal-to-Noise Ratio (PSNR) and SSIM—were low (PSNR = 10.72 dB, SSIM = 0.2337), these values confirm the successful isolation of the ring through aggressive enhancement. PSNR is defined via the Mean Squared Error (MSE): </w:t>
-      </w:r>
-    </w:p>
-    <w:p>
-      <w:pPr>
-        <w:jc w:val="both"/>
-        <w:rPr>
-          <w:rFonts w:ascii="Times New Roman" w:hAnsi="Times New Roman" w:cs="Times New Roman"/>
-          <w:sz w:val="24"/>
-          <w:szCs w:val="24"/>
-          <w:lang w:val="en-IN"/>
-        </w:rPr>
-      </w:pPr>
-      <w:r>
-        <w:rPr>
-          <w:rFonts w:ascii="Times New Roman" w:hAnsi="Times New Roman" w:cs="Times New Roman"/>
-          <w:sz w:val="24"/>
-          <w:szCs w:val="24"/>
-          <w:lang w:val="en-IN"/>
-        </w:rPr>
-        <w:drawing>
-          <wp:inline distT="0" distB="0" distL="0" distR="0" wp14:anchorId="7936DB4C" wp14:editId="4E6AA08F">
-            <wp:extent cx="2502872" cy="566420"/>
-            <wp:effectExtent l="0" t="0" r="0" b="5080"/>
-            <wp:docPr id="1941803558" name="Picture 1"/>
-            <wp:cNvGraphicFramePr>
-              <a:graphicFrameLocks xmlns:a="http://schemas.openxmlformats.org/drawingml/2006/main" noChangeAspect="1"/>
-            </wp:cNvGraphicFramePr>
-            <a:graphic xmlns:a="http://schemas.openxmlformats.org/drawingml/2006/main">
-              <a:graphicData uri="http://schemas.openxmlformats.org/drawingml/2006/picture">
-                <pic:pic xmlns:pic="http://schemas.openxmlformats.org/drawingml/2006/picture">
-                  <pic:nvPicPr>
-                    <pic:cNvPr id="1941803558" name=""/>
-                    <pic:cNvPicPr/>
-                  </pic:nvPicPr>
-                  <pic:blipFill rotWithShape="1">
-                    <a:blip r:embed="rId10"/>
-                    <a:srcRect l="5092"/>
-                    <a:stretch>
-                      <a:fillRect/>
-                    </a:stretch>
-                  </pic:blipFill>
-                  <pic:spPr bwMode="auto">
-                    <a:xfrm>
-                      <a:off x="0" y="0"/>
-                      <a:ext cx="2504449" cy="566777"/>
-                    </a:xfrm>
-                    <a:prstGeom prst="rect">
-                      <a:avLst/>
-                    </a:prstGeom>
-                    <a:ln>
-                      <a:noFill/>
-                    </a:ln>
-                    <a:extLst>
-                      <a:ext uri="{53640926-AAD7-44D8-BBD7-CCE9431645EC}">
-                        <a14:shadowObscured xmlns:a14="http://schemas.microsoft.com/office/drawing/2010/main"/>
-                      </a:ext>
-                    </a:extLst>
-                  </pic:spPr>
-                </pic:pic>
-              </a:graphicData>
-            </a:graphic>
-          </wp:inline>
-        </w:drawing>
-      </w:r>
-      <w:r>
-        <w:rPr>
-          <w:rFonts w:ascii="Times New Roman" w:hAnsi="Times New Roman" w:cs="Times New Roman"/>
-          <w:sz w:val="24"/>
-          <w:szCs w:val="24"/>
-          <w:lang w:val="en-IN"/>
-        </w:rPr>
-        <w:t>Finally, Principal Component Analysis (PCA) isolated the ring’s thermal dust signature in PC2 (10.7% variance), effectively separating it from the stellar background.</w:t>
-      </w:r>
     </w:p>
     <w:p>
       <w:pPr>
@@ -3019,6 +4983,41 @@
       <w:color w:val="666666"/>
     </w:rPr>
   </w:style>
+  <w:style w:type="character" w:styleId="Hyperlink">
+    <w:name w:val="Hyperlink"/>
+    <w:basedOn w:val="DefaultParagraphFont"/>
+    <w:uiPriority w:val="99"/>
+    <w:unhideWhenUsed/>
+    <w:rsid w:val="00EE2164"/>
+    <w:rPr>
+      <w:color w:val="0563C1" w:themeColor="hyperlink"/>
+      <w:u w:val="single"/>
+    </w:rPr>
+  </w:style>
+  <w:style w:type="character" w:styleId="UnresolvedMention">
+    <w:name w:val="Unresolved Mention"/>
+    <w:basedOn w:val="DefaultParagraphFont"/>
+    <w:uiPriority w:val="99"/>
+    <w:semiHidden/>
+    <w:unhideWhenUsed/>
+    <w:rsid w:val="00EE2164"/>
+    <w:rPr>
+      <w:color w:val="605E5C"/>
+      <w:shd w:val="clear" w:color="auto" w:fill="E1DFDD"/>
+    </w:rPr>
+  </w:style>
+  <w:style w:type="character" w:styleId="FollowedHyperlink">
+    <w:name w:val="FollowedHyperlink"/>
+    <w:basedOn w:val="DefaultParagraphFont"/>
+    <w:uiPriority w:val="99"/>
+    <w:semiHidden/>
+    <w:unhideWhenUsed/>
+    <w:rsid w:val="00EE2164"/>
+    <w:rPr>
+      <w:color w:val="954F72" w:themeColor="followedHyperlink"/>
+      <w:u w:val="single"/>
+    </w:rPr>
+  </w:style>
 </w:styles>
 </file>
 

--- a/Paper/Paper.docx
+++ b/Paper/Paper.docx
@@ -199,64 +199,6 @@
       <w:r>
         <w:rPr>
           <w:rFonts w:ascii="Times New Roman" w:hAnsi="Times New Roman" w:cs="Times New Roman"/>
-          <w:noProof/>
-          <w:sz w:val="24"/>
-          <w:szCs w:val="24"/>
-          <w:lang w:val="en-IN"/>
-        </w:rPr>
-        <w:drawing>
-          <wp:anchor distT="0" distB="0" distL="114300" distR="114300" simplePos="0" relativeHeight="251661312" behindDoc="0" locked="0" layoutInCell="1" allowOverlap="1" wp14:anchorId="34F83CDC" wp14:editId="7858AEC0">
-            <wp:simplePos x="0" y="0"/>
-            <wp:positionH relativeFrom="column">
-              <wp:posOffset>2929255</wp:posOffset>
-            </wp:positionH>
-            <wp:positionV relativeFrom="paragraph">
-              <wp:posOffset>234364</wp:posOffset>
-            </wp:positionV>
-            <wp:extent cx="3449955" cy="1856740"/>
-            <wp:effectExtent l="0" t="0" r="0" b="0"/>
-            <wp:wrapTopAndBottom/>
-            <wp:docPr id="989848141" name="Picture 1"/>
-            <wp:cNvGraphicFramePr>
-              <a:graphicFrameLocks xmlns:a="http://schemas.openxmlformats.org/drawingml/2006/main" noChangeAspect="1"/>
-            </wp:cNvGraphicFramePr>
-            <a:graphic xmlns:a="http://schemas.openxmlformats.org/drawingml/2006/main">
-              <a:graphicData uri="http://schemas.openxmlformats.org/drawingml/2006/picture">
-                <pic:pic xmlns:pic="http://schemas.openxmlformats.org/drawingml/2006/picture">
-                  <pic:nvPicPr>
-                    <pic:cNvPr id="989848141" name=""/>
-                    <pic:cNvPicPr/>
-                  </pic:nvPicPr>
-                  <pic:blipFill>
-                    <a:blip r:embed="rId6" cstate="print">
-                      <a:extLst>
-                        <a:ext uri="{28A0092B-C50C-407E-A947-70E740481C1C}">
-                          <a14:useLocalDpi xmlns:a14="http://schemas.microsoft.com/office/drawing/2010/main" val="0"/>
-                        </a:ext>
-                      </a:extLst>
-                    </a:blip>
-                    <a:stretch>
-                      <a:fillRect/>
-                    </a:stretch>
-                  </pic:blipFill>
-                  <pic:spPr>
-                    <a:xfrm>
-                      <a:off x="0" y="0"/>
-                      <a:ext cx="3449955" cy="1856740"/>
-                    </a:xfrm>
-                    <a:prstGeom prst="rect">
-                      <a:avLst/>
-                    </a:prstGeom>
-                  </pic:spPr>
-                </pic:pic>
-              </a:graphicData>
-            </a:graphic>
-          </wp:anchor>
-        </w:drawing>
-      </w:r>
-      <w:r>
-        <w:rPr>
-          <w:rFonts w:ascii="Times New Roman" w:hAnsi="Times New Roman" w:cs="Times New Roman"/>
           <w:b/>
           <w:bCs/>
           <w:sz w:val="24"/>
@@ -279,77 +221,6 @@
       <w:r>
         <w:rPr>
           <w:rFonts w:ascii="Times New Roman" w:hAnsi="Times New Roman" w:cs="Times New Roman"/>
-          <w:noProof/>
-          <w:sz w:val="24"/>
-          <w:szCs w:val="24"/>
-          <w:lang w:val="en-IN"/>
-        </w:rPr>
-        <w:drawing>
-          <wp:anchor distT="0" distB="0" distL="114300" distR="114300" simplePos="0" relativeHeight="251659264" behindDoc="0" locked="0" layoutInCell="1" allowOverlap="1" wp14:anchorId="201991E0" wp14:editId="19424878">
-            <wp:simplePos x="0" y="0"/>
-            <wp:positionH relativeFrom="column">
-              <wp:posOffset>-70485</wp:posOffset>
-            </wp:positionH>
-            <wp:positionV relativeFrom="paragraph">
-              <wp:posOffset>2180639</wp:posOffset>
-            </wp:positionV>
-            <wp:extent cx="2693035" cy="1370965"/>
-            <wp:effectExtent l="0" t="0" r="0" b="635"/>
-            <wp:wrapTopAndBottom/>
-            <wp:docPr id="1659253618" name="Picture 2"/>
-            <wp:cNvGraphicFramePr>
-              <a:graphicFrameLocks xmlns:a="http://schemas.openxmlformats.org/drawingml/2006/main" noChangeAspect="1"/>
-            </wp:cNvGraphicFramePr>
-            <a:graphic xmlns:a="http://schemas.openxmlformats.org/drawingml/2006/main">
-              <a:graphicData uri="http://schemas.openxmlformats.org/drawingml/2006/picture">
-                <pic:pic xmlns:pic="http://schemas.openxmlformats.org/drawingml/2006/picture">
-                  <pic:nvPicPr>
-                    <pic:cNvPr id="0" name="Picture 52"/>
-                    <pic:cNvPicPr>
-                      <a:picLocks noChangeAspect="1" noChangeArrowheads="1"/>
-                    </pic:cNvPicPr>
-                  </pic:nvPicPr>
-                  <pic:blipFill>
-                    <a:blip r:embed="rId7" cstate="print">
-                      <a:extLst>
-                        <a:ext uri="{28A0092B-C50C-407E-A947-70E740481C1C}">
-                          <a14:useLocalDpi xmlns:a14="http://schemas.microsoft.com/office/drawing/2010/main" val="0"/>
-                        </a:ext>
-                      </a:extLst>
-                    </a:blip>
-                    <a:srcRect/>
-                    <a:stretch>
-                      <a:fillRect/>
-                    </a:stretch>
-                  </pic:blipFill>
-                  <pic:spPr bwMode="auto">
-                    <a:xfrm>
-                      <a:off x="0" y="0"/>
-                      <a:ext cx="2693035" cy="1370965"/>
-                    </a:xfrm>
-                    <a:prstGeom prst="rect">
-                      <a:avLst/>
-                    </a:prstGeom>
-                    <a:noFill/>
-                    <a:ln>
-                      <a:noFill/>
-                    </a:ln>
-                  </pic:spPr>
-                </pic:pic>
-              </a:graphicData>
-            </a:graphic>
-            <wp14:sizeRelH relativeFrom="margin">
-              <wp14:pctWidth>0</wp14:pctWidth>
-            </wp14:sizeRelH>
-            <wp14:sizeRelV relativeFrom="margin">
-              <wp14:pctHeight>0</wp14:pctHeight>
-            </wp14:sizeRelV>
-          </wp:anchor>
-        </w:drawing>
-      </w:r>
-      <w:r>
-        <w:rPr>
-          <w:rFonts w:ascii="Times New Roman" w:hAnsi="Times New Roman" w:cs="Times New Roman"/>
           <w:sz w:val="24"/>
           <w:szCs w:val="24"/>
           <w:lang w:val="en-IN"/>
@@ -408,16 +279,27 @@
           <w:szCs w:val="24"/>
           <w:lang w:val="en-IN"/>
         </w:rPr>
-        <w:t xml:space="preserve">is currently interacting with the supernova shockwave. However, raw JWST data presents significant hurdles: high dynamic range hides subtle structures, and detector-induced horizontal 1/f banding obscures the signal. Advanced computer vision </w:t>
-      </w:r>
-      <w:r>
-        <w:rPr>
-          <w:rFonts w:ascii="Times New Roman" w:hAnsi="Times New Roman" w:cs="Times New Roman"/>
-          <w:sz w:val="24"/>
-          <w:szCs w:val="24"/>
-          <w:lang w:val="en-IN"/>
-        </w:rPr>
-        <w:t xml:space="preserve">techniques are required to move beyond simple "smudge" detection and resolve these structures. </w:t>
+        <w:t xml:space="preserve">is currently interacting with the supernova shockwave. However, raw JWST data presents significant hurdles: high dynamic range hides subtle structures, and detector-induced horizontal 1/f banding obscures the signal. </w:t>
+      </w:r>
+    </w:p>
+    <w:p>
+      <w:pPr>
+        <w:jc w:val="both"/>
+        <w:rPr>
+          <w:rFonts w:ascii="Times New Roman" w:hAnsi="Times New Roman" w:cs="Times New Roman"/>
+          <w:sz w:val="24"/>
+          <w:szCs w:val="24"/>
+          <w:lang w:val="en-IN"/>
+        </w:rPr>
+      </w:pPr>
+      <w:r>
+        <w:rPr>
+          <w:rFonts w:ascii="Times New Roman" w:hAnsi="Times New Roman" w:cs="Times New Roman"/>
+          <w:sz w:val="24"/>
+          <w:szCs w:val="24"/>
+          <w:lang w:val="en-IN"/>
+        </w:rPr>
+        <w:t xml:space="preserve">Advanced computer vision techniques are required to move beyond simple "smudge" detection and resolve these structures. </w:t>
       </w:r>
     </w:p>
     <w:p>
@@ -620,17 +502,27 @@
           <w:szCs w:val="24"/>
           <w:lang w:val="en-IN"/>
         </w:rPr>
-        <w:t xml:space="preserve">Homography </w:t>
-      </w:r>
-      <w:r>
-        <w:rPr>
-          <w:rFonts w:ascii="Times New Roman" w:hAnsi="Times New Roman" w:cs="Times New Roman"/>
-          <w:sz w:val="24"/>
-          <w:szCs w:val="24"/>
-          <w:lang w:val="en-IN"/>
-        </w:rPr>
-        <w:lastRenderedPageBreak/>
-        <w:t>Transformation matrix (H) was then calculated via RANSAC to map pixel coordinates between the moving image and the reference:</w:t>
+        <w:t>Homography Transformation matrix (</w:t>
+      </w:r>
+      <w:r>
+        <w:rPr>
+          <w:rFonts w:ascii="Times New Roman" w:hAnsi="Times New Roman" w:cs="Times New Roman"/>
+          <w:i/>
+          <w:iCs/>
+          <w:sz w:val="24"/>
+          <w:szCs w:val="24"/>
+          <w:lang w:val="en-IN"/>
+        </w:rPr>
+        <w:t>H</w:t>
+      </w:r>
+      <w:r>
+        <w:rPr>
+          <w:rFonts w:ascii="Times New Roman" w:hAnsi="Times New Roman" w:cs="Times New Roman"/>
+          <w:sz w:val="24"/>
+          <w:szCs w:val="24"/>
+          <w:lang w:val="en-IN"/>
+        </w:rPr>
+        <w:t>) was then calculated via RANSAC to map pixel coordinates between the moving image and the reference:</w:t>
       </w:r>
     </w:p>
     <w:p>
@@ -1251,64 +1143,6 @@
           <w:lang w:val="en-IN"/>
         </w:rPr>
       </w:pPr>
-      <w:r>
-        <w:rPr>
-          <w:rFonts w:ascii="Times New Roman" w:hAnsi="Times New Roman" w:cs="Times New Roman"/>
-          <w:noProof/>
-          <w:sz w:val="24"/>
-          <w:szCs w:val="24"/>
-          <w:lang w:val="en-IN"/>
-        </w:rPr>
-        <w:drawing>
-          <wp:anchor distT="0" distB="0" distL="114300" distR="114300" simplePos="0" relativeHeight="251662336" behindDoc="0" locked="0" layoutInCell="1" allowOverlap="1" wp14:anchorId="22A5C092" wp14:editId="1A5D2DD2">
-            <wp:simplePos x="0" y="0"/>
-            <wp:positionH relativeFrom="column">
-              <wp:posOffset>3132722</wp:posOffset>
-            </wp:positionH>
-            <wp:positionV relativeFrom="paragraph">
-              <wp:posOffset>42487</wp:posOffset>
-            </wp:positionV>
-            <wp:extent cx="2637155" cy="2688590"/>
-            <wp:effectExtent l="0" t="0" r="0" b="0"/>
-            <wp:wrapTopAndBottom/>
-            <wp:docPr id="1202656645" name="Picture 1"/>
-            <wp:cNvGraphicFramePr>
-              <a:graphicFrameLocks xmlns:a="http://schemas.openxmlformats.org/drawingml/2006/main" noChangeAspect="1"/>
-            </wp:cNvGraphicFramePr>
-            <a:graphic xmlns:a="http://schemas.openxmlformats.org/drawingml/2006/main">
-              <a:graphicData uri="http://schemas.openxmlformats.org/drawingml/2006/picture">
-                <pic:pic xmlns:pic="http://schemas.openxmlformats.org/drawingml/2006/picture">
-                  <pic:nvPicPr>
-                    <pic:cNvPr id="1202656645" name=""/>
-                    <pic:cNvPicPr/>
-                  </pic:nvPicPr>
-                  <pic:blipFill>
-                    <a:blip r:embed="rId8" cstate="print">
-                      <a:extLst>
-                        <a:ext uri="{28A0092B-C50C-407E-A947-70E740481C1C}">
-                          <a14:useLocalDpi xmlns:a14="http://schemas.microsoft.com/office/drawing/2010/main" val="0"/>
-                        </a:ext>
-                      </a:extLst>
-                    </a:blip>
-                    <a:stretch>
-                      <a:fillRect/>
-                    </a:stretch>
-                  </pic:blipFill>
-                  <pic:spPr>
-                    <a:xfrm>
-                      <a:off x="0" y="0"/>
-                      <a:ext cx="2637155" cy="2688590"/>
-                    </a:xfrm>
-                    <a:prstGeom prst="rect">
-                      <a:avLst/>
-                    </a:prstGeom>
-                  </pic:spPr>
-                </pic:pic>
-              </a:graphicData>
-            </a:graphic>
-          </wp:anchor>
-        </w:drawing>
-      </w:r>
     </w:p>
     <w:p>
       <w:pPr>
@@ -1335,78 +1169,6 @@
         <w:jc w:val="both"/>
         <w:rPr>
           <w:rFonts w:ascii="Times New Roman" w:hAnsi="Times New Roman" w:cs="Times New Roman"/>
-          <w:sz w:val="24"/>
-          <w:szCs w:val="24"/>
-          <w:lang w:val="en-IN"/>
-        </w:rPr>
-      </w:pPr>
-      <w:r>
-        <w:rPr>
-          <w:rFonts w:ascii="Times New Roman" w:hAnsi="Times New Roman" w:cs="Times New Roman"/>
-          <w:noProof/>
-          <w:sz w:val="24"/>
-          <w:szCs w:val="24"/>
-          <w:lang w:val="en-IN"/>
-        </w:rPr>
-        <w:drawing>
-          <wp:inline distT="0" distB="0" distL="0" distR="0" wp14:anchorId="68A7DE68" wp14:editId="69DC9AC8">
-            <wp:extent cx="2637155" cy="1790065"/>
-            <wp:effectExtent l="0" t="0" r="0" b="635"/>
-            <wp:docPr id="930385380" name="Picture 1"/>
-            <wp:cNvGraphicFramePr>
-              <a:graphicFrameLocks xmlns:a="http://schemas.openxmlformats.org/drawingml/2006/main" noChangeAspect="1"/>
-            </wp:cNvGraphicFramePr>
-            <a:graphic xmlns:a="http://schemas.openxmlformats.org/drawingml/2006/main">
-              <a:graphicData uri="http://schemas.openxmlformats.org/drawingml/2006/picture">
-                <pic:pic xmlns:pic="http://schemas.openxmlformats.org/drawingml/2006/picture">
-                  <pic:nvPicPr>
-                    <pic:cNvPr id="930385380" name=""/>
-                    <pic:cNvPicPr/>
-                  </pic:nvPicPr>
-                  <pic:blipFill>
-                    <a:blip r:embed="rId9" cstate="print">
-                      <a:extLst>
-                        <a:ext uri="{28A0092B-C50C-407E-A947-70E740481C1C}">
-                          <a14:useLocalDpi xmlns:a14="http://schemas.microsoft.com/office/drawing/2010/main" val="0"/>
-                        </a:ext>
-                      </a:extLst>
-                    </a:blip>
-                    <a:stretch>
-                      <a:fillRect/>
-                    </a:stretch>
-                  </pic:blipFill>
-                  <pic:spPr>
-                    <a:xfrm>
-                      <a:off x="0" y="0"/>
-                      <a:ext cx="2637155" cy="1790065"/>
-                    </a:xfrm>
-                    <a:prstGeom prst="rect">
-                      <a:avLst/>
-                    </a:prstGeom>
-                  </pic:spPr>
-                </pic:pic>
-              </a:graphicData>
-            </a:graphic>
-          </wp:inline>
-        </w:drawing>
-      </w:r>
-    </w:p>
-    <w:p>
-      <w:pPr>
-        <w:jc w:val="both"/>
-        <w:rPr>
-          <w:rFonts w:ascii="Times New Roman" w:hAnsi="Times New Roman" w:cs="Times New Roman"/>
-          <w:sz w:val="24"/>
-          <w:szCs w:val="24"/>
-          <w:lang w:val="en-IN"/>
-        </w:rPr>
-      </w:pPr>
-    </w:p>
-    <w:p>
-      <w:pPr>
-        <w:jc w:val="both"/>
-        <w:rPr>
-          <w:rFonts w:ascii="Times New Roman" w:hAnsi="Times New Roman" w:cs="Times New Roman"/>
           <w:b/>
           <w:bCs/>
           <w:sz w:val="24"/>
@@ -1423,6 +1185,7 @@
           <w:szCs w:val="24"/>
           <w:lang w:val="en-IN"/>
         </w:rPr>
+        <w:lastRenderedPageBreak/>
         <w:t>4. Methodology: Feature Fusion and Optimization</w:t>
       </w:r>
     </w:p>
@@ -1927,13 +1690,21 @@
       <w:pPr>
         <w:jc w:val="both"/>
         <w:rPr>
-          <w:rFonts w:ascii="Times New Roman" w:eastAsiaTheme="minorEastAsia" w:hAnsi="Times New Roman" w:cs="Times New Roman"/>
-          <w:noProof/>
-          <w:sz w:val="32"/>
-          <w:szCs w:val="32"/>
-          <w:lang w:val="en-IN"/>
-        </w:rPr>
-      </w:pPr>
+          <w:rFonts w:ascii="Times New Roman" w:hAnsi="Times New Roman" w:cs="Times New Roman"/>
+          <w:sz w:val="24"/>
+          <w:szCs w:val="24"/>
+          <w:lang w:val="en-IN"/>
+        </w:rPr>
+      </w:pPr>
+      <w:r>
+        <w:rPr>
+          <w:rFonts w:ascii="Times New Roman" w:hAnsi="Times New Roman" w:cs="Times New Roman"/>
+          <w:sz w:val="24"/>
+          <w:szCs w:val="24"/>
+          <w:lang w:val="en-IN"/>
+        </w:rPr>
+        <w:t xml:space="preserve">Local contrast was further boosted using CLAHE (Contrast Limited Adaptive Histogram Equalization). </w:t>
+      </w:r>
     </w:p>
     <w:p>
       <w:pPr>
@@ -1945,15 +1716,6 @@
           <w:lang w:val="en-IN"/>
         </w:rPr>
       </w:pPr>
-      <w:r>
-        <w:rPr>
-          <w:rFonts w:ascii="Times New Roman" w:hAnsi="Times New Roman" w:cs="Times New Roman"/>
-          <w:sz w:val="24"/>
-          <w:szCs w:val="24"/>
-          <w:lang w:val="en-IN"/>
-        </w:rPr>
-        <w:t xml:space="preserve">Local contrast was further boosted using CLAHE (Contrast Limited Adaptive Histogram Equalization). </w:t>
-      </w:r>
     </w:p>
     <w:p>
       <w:pPr>
@@ -1965,6 +1727,35 @@
           <w:lang w:val="en-IN"/>
         </w:rPr>
       </w:pPr>
+      <w:r>
+        <w:rPr>
+          <w:rFonts w:ascii="Times New Roman" w:hAnsi="Times New Roman" w:cs="Times New Roman"/>
+          <w:sz w:val="24"/>
+          <w:szCs w:val="24"/>
+          <w:lang w:val="en-IN"/>
+        </w:rPr>
+        <w:t xml:space="preserve">To objectively quantify the geometry of the expanding circumstellar ring, we implemented the </w:t>
+      </w:r>
+      <w:r>
+        <w:rPr>
+          <w:rFonts w:ascii="Times New Roman" w:hAnsi="Times New Roman" w:cs="Times New Roman"/>
+          <w:b/>
+          <w:bCs/>
+          <w:sz w:val="24"/>
+          <w:szCs w:val="24"/>
+          <w:lang w:val="en-IN"/>
+        </w:rPr>
+        <w:t>Hough Circle Transform (HCT)</w:t>
+      </w:r>
+      <w:r>
+        <w:rPr>
+          <w:rFonts w:ascii="Times New Roman" w:hAnsi="Times New Roman" w:cs="Times New Roman"/>
+          <w:sz w:val="24"/>
+          <w:szCs w:val="24"/>
+          <w:lang w:val="en-IN"/>
+        </w:rPr>
+        <w:t xml:space="preserve"> on the post-processed edge maps. By converting the edge-detected pixels from the spatial domain into a parametric accumulator space, the algorithm identifies the most probable circle center and radius via a voting mechanism. </w:t>
+      </w:r>
     </w:p>
     <w:p>
       <w:pPr>
@@ -1979,91 +1770,13 @@
       <w:r>
         <w:rPr>
           <w:rFonts w:ascii="Times New Roman" w:hAnsi="Times New Roman" w:cs="Times New Roman"/>
-          <w:sz w:val="24"/>
-          <w:szCs w:val="24"/>
-          <w:lang w:val="en-IN"/>
-        </w:rPr>
-        <w:t xml:space="preserve">To objectively quantify the geometry of the expanding circumstellar ring, we implemented the </w:t>
-      </w:r>
-      <w:r>
-        <w:rPr>
-          <w:rFonts w:ascii="Times New Roman" w:hAnsi="Times New Roman" w:cs="Times New Roman"/>
           <w:b/>
           <w:bCs/>
           <w:sz w:val="24"/>
           <w:szCs w:val="24"/>
           <w:lang w:val="en-IN"/>
         </w:rPr>
-        <w:t>Hough Circle Transform (HCT)</w:t>
-      </w:r>
-      <w:r>
-        <w:rPr>
-          <w:rFonts w:ascii="Times New Roman" w:hAnsi="Times New Roman" w:cs="Times New Roman"/>
-          <w:sz w:val="24"/>
-          <w:szCs w:val="24"/>
-          <w:lang w:val="en-IN"/>
-        </w:rPr>
-        <w:t xml:space="preserve"> on the post-processed edge maps. By converting the edge-detected pixels from the spatial domain into a parametric accumulator space, the algorithm identifies the most probable circle </w:t>
-      </w:r>
-      <w:proofErr w:type="spellStart"/>
-      <w:r>
-        <w:rPr>
-          <w:rFonts w:ascii="Times New Roman" w:hAnsi="Times New Roman" w:cs="Times New Roman"/>
-          <w:sz w:val="24"/>
-          <w:szCs w:val="24"/>
-          <w:lang w:val="en-IN"/>
-        </w:rPr>
-        <w:t>center</w:t>
-      </w:r>
-      <w:proofErr w:type="spellEnd"/>
-      <w:r>
-        <w:rPr>
-          <w:rFonts w:ascii="Times New Roman" w:hAnsi="Times New Roman" w:cs="Times New Roman"/>
-          <w:sz w:val="24"/>
-          <w:szCs w:val="24"/>
-          <w:lang w:val="en-IN"/>
-        </w:rPr>
-        <w:t xml:space="preserve"> and radius via a voting mechanism. This automated approach successfully identified the ring structure with a detected radius of </w:t>
-      </w:r>
-      <w:r>
-        <w:rPr>
-          <w:rFonts w:ascii="Times New Roman" w:hAnsi="Times New Roman" w:cs="Times New Roman"/>
-          <w:b/>
-          <w:bCs/>
-          <w:sz w:val="24"/>
-          <w:szCs w:val="24"/>
-          <w:lang w:val="en-IN"/>
-        </w:rPr>
-        <w:t>0.92 arcsec</w:t>
-      </w:r>
-      <w:r>
-        <w:rPr>
-          <w:rFonts w:ascii="Times New Roman" w:hAnsi="Times New Roman" w:cs="Times New Roman"/>
-          <w:sz w:val="24"/>
-          <w:szCs w:val="24"/>
-          <w:lang w:val="en-IN"/>
-        </w:rPr>
-        <w:t xml:space="preserve">, providing the empirical foundation to confirm an </w:t>
-      </w:r>
-      <w:r>
-        <w:rPr>
-          <w:rFonts w:ascii="Times New Roman" w:hAnsi="Times New Roman" w:cs="Times New Roman"/>
-          <w:b/>
-          <w:bCs/>
-          <w:sz w:val="24"/>
-          <w:szCs w:val="24"/>
-          <w:lang w:val="en-IN"/>
-        </w:rPr>
-        <w:t>8% expansion</w:t>
-      </w:r>
-      <w:r>
-        <w:rPr>
-          <w:rFonts w:ascii="Times New Roman" w:hAnsi="Times New Roman" w:cs="Times New Roman"/>
-          <w:sz w:val="24"/>
-          <w:szCs w:val="24"/>
-          <w:lang w:val="en-IN"/>
-        </w:rPr>
-        <w:t xml:space="preserve"> of the material since 2015 observations. This transition from manual measurement to algorithmic detection removes human bias and allows for consistent monitoring of the supernova's interaction with the surrounding medium.</w:t>
+        <w:t>The Circular Parameterization:</w:t>
       </w:r>
     </w:p>
     <w:p>
@@ -2079,64 +1792,278 @@
       <w:r>
         <w:rPr>
           <w:rFonts w:ascii="Times New Roman" w:hAnsi="Times New Roman" w:cs="Times New Roman"/>
-          <w:b/>
-          <w:bCs/>
-          <w:sz w:val="24"/>
-          <w:szCs w:val="24"/>
-          <w:lang w:val="en-IN"/>
-        </w:rPr>
-        <w:t>The Circular Parameterization:</w:t>
+          <w:sz w:val="24"/>
+          <w:szCs w:val="24"/>
+          <w:lang w:val="en-IN"/>
+        </w:rPr>
+        <w:t>The Hough Circle Transform relies on the parametric equation of a circle, where each</w:t>
+      </w:r>
+      <w:r>
+        <w:rPr>
+          <w:rFonts w:ascii="Times New Roman" w:hAnsi="Times New Roman" w:cs="Times New Roman"/>
+          <w:sz w:val="24"/>
+          <w:szCs w:val="24"/>
+          <w:lang w:val="en-IN"/>
+        </w:rPr>
+        <w:t xml:space="preserve"> </w:t>
+      </w:r>
+      <w:r>
+        <w:rPr>
+          <w:rFonts w:ascii="Times New Roman" w:hAnsi="Times New Roman" w:cs="Times New Roman"/>
+          <w:sz w:val="24"/>
+          <w:szCs w:val="24"/>
+          <w:lang w:val="en-IN"/>
+        </w:rPr>
+        <w:t xml:space="preserve">edge point </w:t>
+      </w:r>
+      <w:r>
+        <w:rPr>
+          <w:rFonts w:ascii="Times New Roman" w:hAnsi="Times New Roman" w:cs="Times New Roman"/>
+          <w:i/>
+          <w:iCs/>
+          <w:sz w:val="24"/>
+          <w:szCs w:val="24"/>
+          <w:lang w:val="en-IN"/>
+        </w:rPr>
+        <w:t>(x, y</w:t>
+      </w:r>
+      <w:r>
+        <w:rPr>
+          <w:rFonts w:ascii="Times New Roman" w:hAnsi="Times New Roman" w:cs="Times New Roman"/>
+          <w:i/>
+          <w:iCs/>
+          <w:sz w:val="24"/>
+          <w:szCs w:val="24"/>
+          <w:lang w:val="en-IN"/>
+        </w:rPr>
+        <w:t>)</w:t>
+      </w:r>
+      <w:r>
+        <w:rPr>
+          <w:rFonts w:ascii="Times New Roman" w:hAnsi="Times New Roman" w:cs="Times New Roman"/>
+          <w:sz w:val="24"/>
+          <w:szCs w:val="24"/>
+          <w:lang w:val="en-IN"/>
+        </w:rPr>
+        <w:t xml:space="preserve"> </w:t>
+      </w:r>
+      <w:r>
+        <w:rPr>
+          <w:rFonts w:ascii="Times New Roman" w:hAnsi="Times New Roman" w:cs="Times New Roman"/>
+          <w:sz w:val="24"/>
+          <w:szCs w:val="24"/>
+          <w:lang w:val="en-IN"/>
+        </w:rPr>
+        <w:t xml:space="preserve">votes for a set of possible center points </w:t>
+      </w:r>
+      <w:r>
+        <w:rPr>
+          <w:rFonts w:ascii="Times New Roman" w:hAnsi="Times New Roman" w:cs="Times New Roman"/>
+          <w:i/>
+          <w:iCs/>
+          <w:sz w:val="24"/>
+          <w:szCs w:val="24"/>
+          <w:lang w:val="en-IN"/>
+        </w:rPr>
+        <w:t>(a, b)</w:t>
+      </w:r>
+      <w:r>
+        <w:rPr>
+          <w:rFonts w:ascii="Times New Roman" w:hAnsi="Times New Roman" w:cs="Times New Roman"/>
+          <w:sz w:val="24"/>
+          <w:szCs w:val="24"/>
+          <w:lang w:val="en-IN"/>
+        </w:rPr>
+        <w:t xml:space="preserve"> at a fixed radius </w:t>
+      </w:r>
+      <w:r>
+        <w:rPr>
+          <w:rFonts w:ascii="Times New Roman" w:hAnsi="Times New Roman" w:cs="Times New Roman"/>
+          <w:i/>
+          <w:iCs/>
+          <w:sz w:val="24"/>
+          <w:szCs w:val="24"/>
+          <w:lang w:val="en-IN"/>
+        </w:rPr>
+        <w:t>r</w:t>
+      </w:r>
+      <w:r>
+        <w:rPr>
+          <w:rFonts w:ascii="Times New Roman" w:hAnsi="Times New Roman" w:cs="Times New Roman"/>
+          <w:sz w:val="24"/>
+          <w:szCs w:val="24"/>
+          <w:lang w:val="en-IN"/>
+        </w:rPr>
+        <w:t>:</w:t>
       </w:r>
     </w:p>
     <w:p>
       <w:pPr>
-        <w:jc w:val="both"/>
-        <w:rPr>
-          <w:rFonts w:ascii="Times New Roman" w:hAnsi="Times New Roman" w:cs="Times New Roman"/>
-          <w:sz w:val="24"/>
-          <w:szCs w:val="24"/>
-          <w:lang w:val="en-IN"/>
-        </w:rPr>
-      </w:pPr>
-      <w:r>
-        <w:rPr>
-          <w:rFonts w:ascii="Times New Roman" w:hAnsi="Times New Roman" w:cs="Times New Roman"/>
-          <w:sz w:val="24"/>
-          <w:szCs w:val="24"/>
-          <w:lang w:val="en-IN"/>
-        </w:rPr>
-        <w:t xml:space="preserve">The Hough Circle Transform relies on the parametric equation of a circle, where each </w:t>
-      </w:r>
-      <w:r>
-        <w:rPr>
-          <w:rFonts w:ascii="Times New Roman" w:hAnsi="Times New Roman" w:cs="Times New Roman"/>
-          <w:sz w:val="24"/>
-          <w:szCs w:val="24"/>
-          <w:lang w:val="en-IN"/>
-        </w:rPr>
-        <w:lastRenderedPageBreak/>
-        <w:t xml:space="preserve">edge point $(x, y)$ votes for a set of possible </w:t>
-      </w:r>
-      <w:proofErr w:type="spellStart"/>
-      <w:r>
-        <w:rPr>
-          <w:rFonts w:ascii="Times New Roman" w:hAnsi="Times New Roman" w:cs="Times New Roman"/>
-          <w:sz w:val="24"/>
-          <w:szCs w:val="24"/>
-          <w:lang w:val="en-IN"/>
-        </w:rPr>
-        <w:t>center</w:t>
-      </w:r>
-      <w:proofErr w:type="spellEnd"/>
-      <w:r>
-        <w:rPr>
-          <w:rFonts w:ascii="Times New Roman" w:hAnsi="Times New Roman" w:cs="Times New Roman"/>
-          <w:sz w:val="24"/>
-          <w:szCs w:val="24"/>
-          <w:lang w:val="en-IN"/>
-        </w:rPr>
-        <w:t xml:space="preserve"> points $(a, b)$ at a fixed radius $r$:</w:t>
-      </w:r>
+        <w:jc w:val="center"/>
+        <w:rPr>
+          <w:rFonts w:ascii="Times New Roman" w:eastAsiaTheme="minorEastAsia" w:hAnsi="Times New Roman" w:cs="Times New Roman"/>
+          <w:sz w:val="24"/>
+          <w:szCs w:val="24"/>
+          <w:lang w:val="en-IN"/>
+        </w:rPr>
+      </w:pPr>
+      <m:oMathPara>
+        <m:oMath>
+          <m:sSup>
+            <m:sSupPr>
+              <m:ctrlPr>
+                <w:rPr>
+                  <w:rFonts w:ascii="Cambria Math" w:hAnsi="Cambria Math" w:cs="Times New Roman"/>
+                  <w:i/>
+                  <w:sz w:val="24"/>
+                  <w:szCs w:val="24"/>
+                  <w:lang w:val="en-IN"/>
+                </w:rPr>
+              </m:ctrlPr>
+            </m:sSupPr>
+            <m:e>
+              <m:d>
+                <m:dPr>
+                  <m:ctrlPr>
+                    <w:rPr>
+                      <w:rFonts w:ascii="Cambria Math" w:hAnsi="Cambria Math" w:cs="Times New Roman"/>
+                      <w:i/>
+                      <w:sz w:val="24"/>
+                      <w:szCs w:val="24"/>
+                      <w:lang w:val="en-IN"/>
+                    </w:rPr>
+                  </m:ctrlPr>
+                </m:dPr>
+                <m:e>
+                  <m:r>
+                    <w:rPr>
+                      <w:rFonts w:ascii="Cambria Math" w:hAnsi="Cambria Math" w:cs="Times New Roman"/>
+                      <w:sz w:val="24"/>
+                      <w:szCs w:val="24"/>
+                      <w:lang w:val="en-IN"/>
+                    </w:rPr>
+                    <m:t>x - a</m:t>
+                  </m:r>
+                </m:e>
+              </m:d>
+            </m:e>
+            <m:sup>
+              <m:r>
+                <w:rPr>
+                  <w:rFonts w:ascii="Cambria Math" w:hAnsi="Cambria Math" w:cs="Times New Roman"/>
+                  <w:sz w:val="24"/>
+                  <w:szCs w:val="24"/>
+                  <w:lang w:val="en-IN"/>
+                </w:rPr>
+                <m:t>2</m:t>
+              </m:r>
+            </m:sup>
+          </m:sSup>
+          <m:r>
+            <w:rPr>
+              <w:rFonts w:ascii="Cambria Math" w:hAnsi="Cambria Math" w:cs="Times New Roman"/>
+              <w:sz w:val="24"/>
+              <w:szCs w:val="24"/>
+              <w:lang w:val="en-IN"/>
+            </w:rPr>
+            <m:t>+</m:t>
+          </m:r>
+          <m:sSup>
+            <m:sSupPr>
+              <m:ctrlPr>
+                <w:rPr>
+                  <w:rFonts w:ascii="Cambria Math" w:hAnsi="Cambria Math" w:cs="Times New Roman"/>
+                  <w:i/>
+                  <w:sz w:val="24"/>
+                  <w:szCs w:val="24"/>
+                  <w:lang w:val="en-IN"/>
+                </w:rPr>
+              </m:ctrlPr>
+            </m:sSupPr>
+            <m:e>
+              <m:d>
+                <m:dPr>
+                  <m:ctrlPr>
+                    <w:rPr>
+                      <w:rFonts w:ascii="Cambria Math" w:hAnsi="Cambria Math" w:cs="Times New Roman"/>
+                      <w:i/>
+                      <w:sz w:val="24"/>
+                      <w:szCs w:val="24"/>
+                      <w:lang w:val="en-IN"/>
+                    </w:rPr>
+                  </m:ctrlPr>
+                </m:dPr>
+                <m:e>
+                  <m:r>
+                    <w:rPr>
+                      <w:rFonts w:ascii="Cambria Math" w:hAnsi="Cambria Math" w:cs="Times New Roman"/>
+                      <w:sz w:val="24"/>
+                      <w:szCs w:val="24"/>
+                      <w:lang w:val="en-IN"/>
+                    </w:rPr>
+                    <m:t>y - b</m:t>
+                  </m:r>
+                </m:e>
+              </m:d>
+            </m:e>
+            <m:sup>
+              <m:r>
+                <w:rPr>
+                  <w:rFonts w:ascii="Cambria Math" w:hAnsi="Cambria Math" w:cs="Times New Roman"/>
+                  <w:sz w:val="24"/>
+                  <w:szCs w:val="24"/>
+                  <w:lang w:val="en-IN"/>
+                </w:rPr>
+                <m:t>2</m:t>
+              </m:r>
+            </m:sup>
+          </m:sSup>
+          <m:r>
+            <w:rPr>
+              <w:rFonts w:ascii="Cambria Math" w:hAnsi="Cambria Math" w:cs="Times New Roman"/>
+              <w:sz w:val="24"/>
+              <w:szCs w:val="24"/>
+              <w:lang w:val="en-IN"/>
+            </w:rPr>
+            <m:t xml:space="preserve">= </m:t>
+          </m:r>
+          <m:sSup>
+            <m:sSupPr>
+              <m:ctrlPr>
+                <w:rPr>
+                  <w:rFonts w:ascii="Cambria Math" w:hAnsi="Cambria Math" w:cs="Times New Roman"/>
+                  <w:i/>
+                  <w:sz w:val="24"/>
+                  <w:szCs w:val="24"/>
+                  <w:lang w:val="en-IN"/>
+                </w:rPr>
+              </m:ctrlPr>
+            </m:sSupPr>
+            <m:e>
+              <m:r>
+                <w:rPr>
+                  <w:rFonts w:ascii="Cambria Math" w:hAnsi="Cambria Math" w:cs="Times New Roman"/>
+                  <w:sz w:val="24"/>
+                  <w:szCs w:val="24"/>
+                  <w:lang w:val="en-IN"/>
+                </w:rPr>
+                <m:t>r</m:t>
+              </m:r>
+            </m:e>
+            <m:sup>
+              <m:r>
+                <w:rPr>
+                  <w:rFonts w:ascii="Cambria Math" w:hAnsi="Cambria Math" w:cs="Times New Roman"/>
+                  <w:sz w:val="24"/>
+                  <w:szCs w:val="24"/>
+                  <w:lang w:val="en-IN"/>
+                </w:rPr>
+                <m:t>2</m:t>
+              </m:r>
+            </m:sup>
+          </m:sSup>
+        </m:oMath>
+      </m:oMathPara>
     </w:p>
     <w:p>
       <w:pPr>
@@ -2155,137 +2082,7 @@
           <w:szCs w:val="24"/>
           <w:lang w:val="en-IN"/>
         </w:rPr>
-        <w:t>$$(x - a)^2 + (y - b)^2 = r^2$$</w:t>
-      </w:r>
-    </w:p>
-    <w:p>
-      <w:pPr>
-        <w:jc w:val="both"/>
-        <w:rPr>
-          <w:rFonts w:ascii="Times New Roman" w:hAnsi="Times New Roman" w:cs="Times New Roman"/>
-          <w:sz w:val="24"/>
-          <w:szCs w:val="24"/>
-          <w:lang w:val="en-IN"/>
-        </w:rPr>
-      </w:pPr>
-      <w:r>
-        <w:rPr>
-          <w:rFonts w:ascii="Times New Roman" w:hAnsi="Times New Roman" w:cs="Times New Roman"/>
-          <w:noProof/>
-          <w:sz w:val="24"/>
-          <w:szCs w:val="24"/>
-          <w:lang w:val="en-IN"/>
-        </w:rPr>
-        <w:drawing>
-          <wp:anchor distT="0" distB="0" distL="114300" distR="114300" simplePos="0" relativeHeight="251660288" behindDoc="0" locked="0" layoutInCell="1" allowOverlap="1" wp14:anchorId="3D27A2B7" wp14:editId="1434BEDD">
-            <wp:simplePos x="0" y="0"/>
-            <wp:positionH relativeFrom="column">
-              <wp:posOffset>17634</wp:posOffset>
-            </wp:positionH>
-            <wp:positionV relativeFrom="paragraph">
-              <wp:posOffset>3103880</wp:posOffset>
-            </wp:positionV>
-            <wp:extent cx="2658110" cy="1821180"/>
-            <wp:effectExtent l="0" t="0" r="8890" b="7620"/>
-            <wp:wrapTopAndBottom/>
-            <wp:docPr id="455856650" name="Picture 1"/>
-            <wp:cNvGraphicFramePr>
-              <a:graphicFrameLocks xmlns:a="http://schemas.openxmlformats.org/drawingml/2006/main" noChangeAspect="1"/>
-            </wp:cNvGraphicFramePr>
-            <a:graphic xmlns:a="http://schemas.openxmlformats.org/drawingml/2006/main">
-              <a:graphicData uri="http://schemas.openxmlformats.org/drawingml/2006/picture">
-                <pic:pic xmlns:pic="http://schemas.openxmlformats.org/drawingml/2006/picture">
-                  <pic:nvPicPr>
-                    <pic:cNvPr id="455856650" name=""/>
-                    <pic:cNvPicPr/>
-                  </pic:nvPicPr>
-                  <pic:blipFill>
-                    <a:blip r:embed="rId10" cstate="print">
-                      <a:extLst>
-                        <a:ext uri="{28A0092B-C50C-407E-A947-70E740481C1C}">
-                          <a14:useLocalDpi xmlns:a14="http://schemas.microsoft.com/office/drawing/2010/main" val="0"/>
-                        </a:ext>
-                      </a:extLst>
-                    </a:blip>
-                    <a:stretch>
-                      <a:fillRect/>
-                    </a:stretch>
-                  </pic:blipFill>
-                  <pic:spPr>
-                    <a:xfrm>
-                      <a:off x="0" y="0"/>
-                      <a:ext cx="2658110" cy="1821180"/>
-                    </a:xfrm>
-                    <a:prstGeom prst="rect">
-                      <a:avLst/>
-                    </a:prstGeom>
-                  </pic:spPr>
-                </pic:pic>
-              </a:graphicData>
-            </a:graphic>
-            <wp14:sizeRelH relativeFrom="margin">
-              <wp14:pctWidth>0</wp14:pctWidth>
-            </wp14:sizeRelH>
-            <wp14:sizeRelV relativeFrom="margin">
-              <wp14:pctHeight>0</wp14:pctHeight>
-            </wp14:sizeRelV>
-          </wp:anchor>
-        </w:drawing>
-      </w:r>
-    </w:p>
-    <w:p>
-      <w:pPr>
-        <w:jc w:val="both"/>
-        <w:rPr>
-          <w:rFonts w:ascii="Times New Roman" w:hAnsi="Times New Roman" w:cs="Times New Roman"/>
-          <w:sz w:val="24"/>
-          <w:szCs w:val="24"/>
-          <w:lang w:val="en-IN"/>
-        </w:rPr>
-      </w:pPr>
-    </w:p>
-    <w:p>
-      <w:pPr>
-        <w:jc w:val="both"/>
-        <w:rPr>
-          <w:rFonts w:ascii="Times New Roman" w:hAnsi="Times New Roman" w:cs="Times New Roman"/>
-          <w:b/>
-          <w:bCs/>
-          <w:sz w:val="24"/>
-          <w:szCs w:val="24"/>
-          <w:lang w:val="en-IN"/>
-        </w:rPr>
-      </w:pPr>
-      <w:r>
-        <w:rPr>
-          <w:rFonts w:ascii="Times New Roman" w:hAnsi="Times New Roman" w:cs="Times New Roman"/>
-          <w:b/>
-          <w:bCs/>
-          <w:sz w:val="24"/>
-          <w:szCs w:val="24"/>
-          <w:lang w:val="en-IN"/>
-        </w:rPr>
-        <w:t>5. Results and Discussion</w:t>
-      </w:r>
-    </w:p>
-    <w:p>
-      <w:pPr>
-        <w:jc w:val="both"/>
-        <w:rPr>
-          <w:rFonts w:ascii="Times New Roman" w:hAnsi="Times New Roman" w:cs="Times New Roman"/>
-          <w:sz w:val="24"/>
-          <w:szCs w:val="24"/>
-          <w:lang w:val="en-IN"/>
-        </w:rPr>
-      </w:pPr>
-      <w:r>
-        <w:rPr>
-          <w:rFonts w:ascii="Times New Roman" w:hAnsi="Times New Roman" w:cs="Times New Roman"/>
-          <w:sz w:val="24"/>
-          <w:szCs w:val="24"/>
-          <w:lang w:val="en-IN"/>
-        </w:rPr>
-        <w:t xml:space="preserve">The pipeline achieved a 39x improvement in signal clarity for the MIRI dataset. We quantify this using the Signal-to-Noise Ratio (SNR), defined as the ratio of the mean ring signal </w:t>
+        <w:t xml:space="preserve">We quantify this using the Signal-to-Noise Ratio (SNR), defined as the ratio of the mean ring signal </w:t>
       </w:r>
       <m:oMath>
         <m:d>
@@ -2346,25 +2143,7 @@
           <w:szCs w:val="24"/>
           <w:lang w:val="en-IN"/>
         </w:rPr>
-        <w:t xml:space="preserve"> to the background standard</w:t>
-      </w:r>
-      <w:r>
-        <w:rPr>
-          <w:rFonts w:ascii="Times New Roman" w:hAnsi="Times New Roman" w:cs="Times New Roman"/>
-          <w:sz w:val="24"/>
-          <w:szCs w:val="24"/>
-          <w:lang w:val="en-IN"/>
-        </w:rPr>
-        <w:t xml:space="preserve"> </w:t>
-      </w:r>
-      <w:r>
-        <w:rPr>
-          <w:rFonts w:ascii="Times New Roman" w:hAnsi="Times New Roman" w:cs="Times New Roman"/>
-          <w:sz w:val="24"/>
-          <w:szCs w:val="24"/>
-          <w:lang w:val="en-IN"/>
-        </w:rPr>
-        <w:t xml:space="preserve">deviation </w:t>
+        <w:t xml:space="preserve"> to the background standard deviation </w:t>
       </w:r>
       <m:oMath>
         <m:d>
@@ -2555,25 +2334,25 @@
           <w:szCs w:val="24"/>
           <w:lang w:val="en-IN"/>
         </w:rPr>
-        <w:t>MIRI F1000W SNR increased from 0.01 to 0.39. While similarity metrics</w:t>
-      </w:r>
-      <w:r>
-        <w:rPr>
-          <w:rFonts w:ascii="Times New Roman" w:hAnsi="Times New Roman" w:cs="Times New Roman"/>
-          <w:sz w:val="24"/>
-          <w:szCs w:val="24"/>
-          <w:lang w:val="en-IN"/>
-        </w:rPr>
-        <w:t xml:space="preserve">, </w:t>
-      </w:r>
-      <w:r>
-        <w:rPr>
-          <w:rFonts w:ascii="Times New Roman" w:hAnsi="Times New Roman" w:cs="Times New Roman"/>
-          <w:sz w:val="24"/>
-          <w:szCs w:val="24"/>
-          <w:lang w:val="en-IN"/>
-        </w:rPr>
-        <w:t xml:space="preserve">Peak Signal-to-Noise Ratio (PSNR) and SSIM—were low (PSNR = 10.72 dB, SSIM = 0.2337), these values confirm the successful isolation of the ring through aggressive enhancement. PSNR is defined via the Mean Squared Error (MSE): </w:t>
+        <w:t>While similarity metrics, Peak Signal-to-Noise Ratio (PSNR) and SSIM</w:t>
+      </w:r>
+      <w:r>
+        <w:rPr>
+          <w:rFonts w:ascii="Times New Roman" w:hAnsi="Times New Roman" w:cs="Times New Roman"/>
+          <w:sz w:val="24"/>
+          <w:szCs w:val="24"/>
+          <w:lang w:val="en-IN"/>
+        </w:rPr>
+        <w:t xml:space="preserve"> </w:t>
+      </w:r>
+      <w:r>
+        <w:rPr>
+          <w:rFonts w:ascii="Times New Roman" w:hAnsi="Times New Roman" w:cs="Times New Roman"/>
+          <w:sz w:val="24"/>
+          <w:szCs w:val="24"/>
+          <w:lang w:val="en-IN"/>
+        </w:rPr>
+        <w:t xml:space="preserve">were low (PSNR = 10.72 dB, SSIM = 0.2337), these values confirm the successful isolation of the ring through aggressive enhancement. PSNR is defined via the Mean Squared Error (MSE): </w:t>
       </w:r>
     </w:p>
     <w:p>
@@ -2764,157 +2543,56 @@
         <w:jc w:val="both"/>
         <w:rPr>
           <w:rFonts w:ascii="Times New Roman" w:hAnsi="Times New Roman" w:cs="Times New Roman"/>
-          <w:sz w:val="24"/>
-          <w:szCs w:val="24"/>
-          <w:lang w:val="en-IN"/>
-        </w:rPr>
-      </w:pPr>
-      <w:r>
-        <w:rPr>
-          <w:rFonts w:ascii="Times New Roman" w:hAnsi="Times New Roman" w:cs="Times New Roman"/>
-          <w:noProof/>
-          <w:sz w:val="24"/>
-          <w:szCs w:val="24"/>
-          <w:lang w:val="en-IN"/>
-        </w:rPr>
-        <w:drawing>
-          <wp:anchor distT="0" distB="0" distL="114300" distR="114300" simplePos="0" relativeHeight="251664384" behindDoc="0" locked="0" layoutInCell="1" allowOverlap="1" wp14:anchorId="09242852" wp14:editId="41BEF143">
-            <wp:simplePos x="0" y="0"/>
-            <wp:positionH relativeFrom="column">
-              <wp:posOffset>0</wp:posOffset>
-            </wp:positionH>
-            <wp:positionV relativeFrom="paragraph">
-              <wp:posOffset>871899</wp:posOffset>
-            </wp:positionV>
-            <wp:extent cx="2637155" cy="1774190"/>
-            <wp:effectExtent l="0" t="0" r="0" b="0"/>
-            <wp:wrapTopAndBottom/>
-            <wp:docPr id="1568367059" name="Picture 3"/>
-            <wp:cNvGraphicFramePr>
-              <a:graphicFrameLocks xmlns:a="http://schemas.openxmlformats.org/drawingml/2006/main" noChangeAspect="1"/>
-            </wp:cNvGraphicFramePr>
-            <a:graphic xmlns:a="http://schemas.openxmlformats.org/drawingml/2006/main">
-              <a:graphicData uri="http://schemas.openxmlformats.org/drawingml/2006/picture">
-                <pic:pic xmlns:pic="http://schemas.openxmlformats.org/drawingml/2006/picture">
-                  <pic:nvPicPr>
-                    <pic:cNvPr id="1568367059" name="Picture 1568367059"/>
-                    <pic:cNvPicPr/>
-                  </pic:nvPicPr>
-                  <pic:blipFill>
-                    <a:blip r:embed="rId11" cstate="print">
-                      <a:extLst>
-                        <a:ext uri="{28A0092B-C50C-407E-A947-70E740481C1C}">
-                          <a14:useLocalDpi xmlns:a14="http://schemas.microsoft.com/office/drawing/2010/main" val="0"/>
-                        </a:ext>
-                      </a:extLst>
-                    </a:blip>
-                    <a:stretch>
-                      <a:fillRect/>
-                    </a:stretch>
-                  </pic:blipFill>
-                  <pic:spPr>
-                    <a:xfrm>
-                      <a:off x="0" y="0"/>
-                      <a:ext cx="2637155" cy="1774190"/>
-                    </a:xfrm>
-                    <a:prstGeom prst="rect">
-                      <a:avLst/>
-                    </a:prstGeom>
-                  </pic:spPr>
-                </pic:pic>
-              </a:graphicData>
-            </a:graphic>
-          </wp:anchor>
-        </w:drawing>
-      </w:r>
-      <w:r>
-        <w:rPr>
-          <w:rFonts w:ascii="Times New Roman" w:hAnsi="Times New Roman" w:cs="Times New Roman"/>
-          <w:sz w:val="24"/>
-          <w:szCs w:val="24"/>
-          <w:lang w:val="en-IN"/>
-        </w:rPr>
-        <w:t>Finally, Principal Component Analysis (PCA) isolated the ring’s thermal dust signature in PC2 (10.7% variance), effectively separating it from the stellar background.</w:t>
-      </w:r>
+          <w:b/>
+          <w:bCs/>
+          <w:sz w:val="24"/>
+          <w:szCs w:val="24"/>
+          <w:lang w:val="en-IN"/>
+        </w:rPr>
+      </w:pPr>
     </w:p>
     <w:p>
       <w:pPr>
         <w:jc w:val="both"/>
         <w:rPr>
           <w:rFonts w:ascii="Times New Roman" w:hAnsi="Times New Roman" w:cs="Times New Roman"/>
-          <w:sz w:val="24"/>
-          <w:szCs w:val="24"/>
-          <w:lang w:val="en-IN"/>
-        </w:rPr>
-      </w:pPr>
+          <w:b/>
+          <w:bCs/>
+          <w:sz w:val="24"/>
+          <w:szCs w:val="24"/>
+          <w:lang w:val="en-IN"/>
+        </w:rPr>
+      </w:pPr>
+      <w:r>
+        <w:rPr>
+          <w:rFonts w:ascii="Times New Roman" w:hAnsi="Times New Roman" w:cs="Times New Roman"/>
+          <w:b/>
+          <w:bCs/>
+          <w:sz w:val="24"/>
+          <w:szCs w:val="24"/>
+          <w:lang w:val="en-IN"/>
+        </w:rPr>
+        <w:t>5. Results and Discussion</w:t>
+      </w:r>
     </w:p>
     <w:p>
       <w:pPr>
         <w:jc w:val="both"/>
         <w:rPr>
-          <w:rFonts w:ascii="Times New Roman" w:hAnsi="Times New Roman" w:cs="Times New Roman"/>
-          <w:sz w:val="24"/>
-          <w:szCs w:val="24"/>
-          <w:lang w:val="en-IN"/>
-        </w:rPr>
-      </w:pPr>
-      <w:r>
-        <w:rPr>
-          <w:rFonts w:ascii="Times New Roman" w:hAnsi="Times New Roman" w:cs="Times New Roman"/>
-          <w:noProof/>
-          <w:sz w:val="24"/>
-          <w:szCs w:val="24"/>
-          <w:lang w:val="en-IN"/>
-        </w:rPr>
-        <w:drawing>
-          <wp:anchor distT="0" distB="0" distL="114300" distR="114300" simplePos="0" relativeHeight="251663360" behindDoc="0" locked="0" layoutInCell="1" allowOverlap="1" wp14:anchorId="590A56D5" wp14:editId="65908A4C">
-            <wp:simplePos x="0" y="0"/>
-            <wp:positionH relativeFrom="column">
-              <wp:posOffset>0</wp:posOffset>
-            </wp:positionH>
-            <wp:positionV relativeFrom="paragraph">
-              <wp:posOffset>328886</wp:posOffset>
-            </wp:positionV>
-            <wp:extent cx="2637155" cy="1776730"/>
-            <wp:effectExtent l="0" t="0" r="0" b="0"/>
-            <wp:wrapTopAndBottom/>
-            <wp:docPr id="2106454188" name="Picture 4"/>
-            <wp:cNvGraphicFramePr>
-              <a:graphicFrameLocks xmlns:a="http://schemas.openxmlformats.org/drawingml/2006/main" noChangeAspect="1"/>
-            </wp:cNvGraphicFramePr>
-            <a:graphic xmlns:a="http://schemas.openxmlformats.org/drawingml/2006/main">
-              <a:graphicData uri="http://schemas.openxmlformats.org/drawingml/2006/picture">
-                <pic:pic xmlns:pic="http://schemas.openxmlformats.org/drawingml/2006/picture">
-                  <pic:nvPicPr>
-                    <pic:cNvPr id="2106454188" name="Picture 2106454188"/>
-                    <pic:cNvPicPr/>
-                  </pic:nvPicPr>
-                  <pic:blipFill>
-                    <a:blip r:embed="rId12" cstate="print">
-                      <a:extLst>
-                        <a:ext uri="{28A0092B-C50C-407E-A947-70E740481C1C}">
-                          <a14:useLocalDpi xmlns:a14="http://schemas.microsoft.com/office/drawing/2010/main" val="0"/>
-                        </a:ext>
-                      </a:extLst>
-                    </a:blip>
-                    <a:stretch>
-                      <a:fillRect/>
-                    </a:stretch>
-                  </pic:blipFill>
-                  <pic:spPr>
-                    <a:xfrm>
-                      <a:off x="0" y="0"/>
-                      <a:ext cx="2637155" cy="1776730"/>
-                    </a:xfrm>
-                    <a:prstGeom prst="rect">
-                      <a:avLst/>
-                    </a:prstGeom>
-                  </pic:spPr>
-                </pic:pic>
-              </a:graphicData>
-            </a:graphic>
-          </wp:anchor>
-        </w:drawing>
+          <w:rFonts w:ascii="Times New Roman" w:eastAsiaTheme="minorEastAsia" w:hAnsi="Times New Roman" w:cs="Times New Roman"/>
+          <w:sz w:val="32"/>
+          <w:szCs w:val="32"/>
+          <w:lang w:val="en-IN"/>
+        </w:rPr>
+      </w:pPr>
+      <w:r>
+        <w:rPr>
+          <w:rFonts w:ascii="Times New Roman" w:hAnsi="Times New Roman" w:cs="Times New Roman"/>
+          <w:sz w:val="24"/>
+          <w:szCs w:val="24"/>
+          <w:lang w:val="en-IN"/>
+        </w:rPr>
+        <w:t xml:space="preserve">The pipeline achieved a 39x improvement in signal clarity for the MIRI dataset. </w:t>
       </w:r>
     </w:p>
     <w:p>
@@ -2922,19 +2600,55 @@
         <w:jc w:val="both"/>
         <w:rPr>
           <w:rFonts w:ascii="Times New Roman" w:hAnsi="Times New Roman" w:cs="Times New Roman"/>
-          <w:sz w:val="24"/>
-          <w:szCs w:val="24"/>
-          <w:lang w:val="en-IN"/>
-        </w:rPr>
-      </w:pPr>
+          <w:sz w:val="28"/>
+          <w:szCs w:val="28"/>
+          <w:lang w:val="en-IN"/>
+        </w:rPr>
+      </w:pPr>
+      <w:r>
+        <w:rPr>
+          <w:rFonts w:ascii="Times New Roman" w:hAnsi="Times New Roman" w:cs="Times New Roman"/>
+          <w:sz w:val="24"/>
+          <w:szCs w:val="24"/>
+          <w:lang w:val="en-IN"/>
+        </w:rPr>
+        <w:t xml:space="preserve">MIRI F1000W SNR increased from 0.01 to 0.39. </w:t>
+      </w:r>
     </w:p>
     <w:p>
       <w:pPr>
         <w:jc w:val="both"/>
         <w:rPr>
           <w:rFonts w:ascii="Times New Roman" w:hAnsi="Times New Roman" w:cs="Times New Roman"/>
-          <w:b/>
-          <w:bCs/>
+          <w:sz w:val="24"/>
+          <w:szCs w:val="24"/>
+          <w:lang w:val="en-IN"/>
+        </w:rPr>
+      </w:pPr>
+      <w:r>
+        <w:rPr>
+          <w:rFonts w:ascii="Times New Roman" w:hAnsi="Times New Roman" w:cs="Times New Roman"/>
+          <w:sz w:val="24"/>
+          <w:szCs w:val="24"/>
+          <w:lang w:val="en-IN"/>
+        </w:rPr>
+        <w:t>Finally, Principal Component Analysis (PCA) isolated the ring’s thermal dust signature in PC2 (10.7% variance), effectively separating it from the stellar background.</w:t>
+      </w:r>
+      <w:r>
+        <w:rPr>
+          <w:rFonts w:ascii="Times New Roman" w:hAnsi="Times New Roman" w:cs="Times New Roman"/>
+          <w:sz w:val="24"/>
+          <w:szCs w:val="24"/>
+          <w:lang w:val="en-IN"/>
+        </w:rPr>
+        <w:t xml:space="preserve"> The full pipeline can be seen in Fig. 5.1 and Fig 5.2.</w:t>
+      </w:r>
+    </w:p>
+    <w:p>
+      <w:pPr>
+        <w:jc w:val="both"/>
+        <w:rPr>
+          <w:rFonts w:ascii="Times New Roman" w:hAnsi="Times New Roman" w:cs="Times New Roman"/>
           <w:sz w:val="24"/>
           <w:szCs w:val="24"/>
           <w:lang w:val="en-IN"/>
@@ -3105,13 +2819,9 @@
           <w:szCs w:val="24"/>
           <w:lang w:val="en-IN"/>
         </w:rPr>
+        <w:lastRenderedPageBreak/>
         <w:t xml:space="preserve">JWST Documentation: NIRCam and MIRI Instrumentation Handbooks. </w:t>
       </w:r>
-    </w:p>
-    <w:p>
-      <w:pPr>
-        <w:jc w:val="both"/>
-      </w:pPr>
     </w:p>
     <w:sectPr>
       <w:type w:val="continuous"/>
@@ -4647,6 +4357,7 @@
   <w:style w:type="character" w:default="1" w:styleId="DefaultParagraphFont">
     <w:name w:val="Default Paragraph Font"/>
     <w:uiPriority w:val="1"/>
+    <w:semiHidden/>
     <w:unhideWhenUsed/>
   </w:style>
   <w:style w:type="table" w:default="1" w:styleId="TableNormal">
